--- a/trimestre 2/Investigacion/informe p/informe Patitas perdidas.docx
+++ b/trimestre 2/Investigacion/informe p/informe Patitas perdidas.docx
@@ -1,6 +1,6 @@
 
 <file path=word/document.xml><?xml version="1.0" encoding="utf-8"?>
-<w:document xmlns:wpc="http://schemas.microsoft.com/office/word/2010/wordprocessingCanvas" xmlns:cx="http://schemas.microsoft.com/office/drawing/2014/chartex" xmlns:cx1="http://schemas.microsoft.com/office/drawing/2015/9/8/chartex" xmlns:cx2="http://schemas.microsoft.com/office/drawing/2015/10/21/chartex" xmlns:cx3="http://schemas.microsoft.com/office/drawing/2016/5/9/chartex" xmlns:cx4="http://schemas.microsoft.com/office/drawing/2016/5/10/chartex" xmlns:cx5="http://schemas.microsoft.com/office/drawing/2016/5/11/chartex" xmlns:cx6="http://schemas.microsoft.com/office/drawing/2016/5/12/chartex" xmlns:cx7="http://schemas.microsoft.com/office/drawing/2016/5/13/chartex" xmlns:cx8="http://schemas.microsoft.com/office/drawing/2016/5/14/chartex" xmlns:mc="http://schemas.openxmlformats.org/markup-compatibility/2006" xmlns:aink="http://schemas.microsoft.com/office/drawing/2016/ink" xmlns:am3d="http://schemas.microsoft.com/office/drawing/2017/model3d" xmlns:o="urn:schemas-microsoft-com:office:office" xmlns:oel="http://schemas.microsoft.com/office/2019/extlst" xmlns:r="http://schemas.openxmlformats.org/officeDocument/2006/relationships" xmlns:m="http://schemas.openxmlformats.org/officeDocument/2006/math" xmlns:v="urn:schemas-microsoft-com:vml" xmlns:wp14="http://schemas.microsoft.com/office/word/2010/wordprocessingDrawing" xmlns:wp="http://schemas.openxmlformats.org/drawingml/2006/wordprocessingDrawing" xmlns:w10="urn:schemas-microsoft-com:office:word" xmlns:w="http://schemas.openxmlformats.org/wordprocessingml/2006/main" xmlns:w14="http://schemas.microsoft.com/office/word/2010/wordml" xmlns:w15="http://schemas.microsoft.com/office/word/2012/wordml" xmlns:w16cex="http://schemas.microsoft.com/office/word/2018/wordml/cex" xmlns:w16cid="http://schemas.microsoft.com/office/word/2016/wordml/cid" xmlns:w16="http://schemas.microsoft.com/office/word/2018/wordml" xmlns:w16sdtdh="http://schemas.microsoft.com/office/word/2020/wordml/sdtdatahash" xmlns:w16se="http://schemas.microsoft.com/office/word/2015/wordml/symex" xmlns:wpg="http://schemas.microsoft.com/office/word/2010/wordprocessingGroup" xmlns:wpi="http://schemas.microsoft.com/office/word/2010/wordprocessingInk" xmlns:wne="http://schemas.microsoft.com/office/word/2006/wordml" xmlns:wps="http://schemas.microsoft.com/office/word/2010/wordprocessingShape" mc:Ignorable="w14 w15 w16se w16cid w16 w16cex w16sdtdh wp14">
+<w:document xmlns:wpc="http://schemas.microsoft.com/office/word/2010/wordprocessingCanvas" xmlns:cx="http://schemas.microsoft.com/office/drawing/2014/chartex" xmlns:cx1="http://schemas.microsoft.com/office/drawing/2015/9/8/chartex" xmlns:cx2="http://schemas.microsoft.com/office/drawing/2015/10/21/chartex" xmlns:cx3="http://schemas.microsoft.com/office/drawing/2016/5/9/chartex" xmlns:cx4="http://schemas.microsoft.com/office/drawing/2016/5/10/chartex" xmlns:cx5="http://schemas.microsoft.com/office/drawing/2016/5/11/chartex" xmlns:cx6="http://schemas.microsoft.com/office/drawing/2016/5/12/chartex" xmlns:cx7="http://schemas.microsoft.com/office/drawing/2016/5/13/chartex" xmlns:cx8="http://schemas.microsoft.com/office/drawing/2016/5/14/chartex" xmlns:mc="http://schemas.openxmlformats.org/markup-compatibility/2006" xmlns:aink="http://schemas.microsoft.com/office/drawing/2016/ink" xmlns:am3d="http://schemas.microsoft.com/office/drawing/2017/model3d" xmlns:o="urn:schemas-microsoft-com:office:office" xmlns:oel="http://schemas.microsoft.com/office/2019/extlst" xmlns:r="http://schemas.openxmlformats.org/officeDocument/2006/relationships" xmlns:m="http://schemas.openxmlformats.org/officeDocument/2006/math" xmlns:v="urn:schemas-microsoft-com:vml" xmlns:wp14="http://schemas.microsoft.com/office/word/2010/wordprocessingDrawing" xmlns:wp="http://schemas.openxmlformats.org/drawingml/2006/wordprocessingDrawing" xmlns:w10="urn:schemas-microsoft-com:office:word" xmlns:w="http://schemas.openxmlformats.org/wordprocessingml/2006/main" xmlns:w14="http://schemas.microsoft.com/office/word/2010/wordml" xmlns:w15="http://schemas.microsoft.com/office/word/2012/wordml" xmlns:w16cex="http://schemas.microsoft.com/office/word/2018/wordml/cex" xmlns:w16cid="http://schemas.microsoft.com/office/word/2016/wordml/cid" xmlns:w16="http://schemas.microsoft.com/office/word/2018/wordml" xmlns:w16du="http://schemas.microsoft.com/office/word/2023/wordml/word16du" xmlns:w16sdtdh="http://schemas.microsoft.com/office/word/2020/wordml/sdtdatahash" xmlns:w16sdtfl="http://schemas.microsoft.com/office/word/2024/wordml/sdtformatlock" xmlns:w16se="http://schemas.microsoft.com/office/word/2015/wordml/symex" xmlns:wpg="http://schemas.microsoft.com/office/word/2010/wordprocessingGroup" xmlns:wpi="http://schemas.microsoft.com/office/word/2010/wordprocessingInk" xmlns:wne="http://schemas.microsoft.com/office/word/2006/wordml" xmlns:wps="http://schemas.microsoft.com/office/word/2010/wordprocessingShape" mc:Ignorable="w14 w15 w16se w16cid w16 w16cex w16sdtdh w16sdtfl w16du wp14">
   <w:body>
     <w:p>
       <w:pPr>
@@ -571,6 +571,38 @@
     </w:p>
     <w:p>
       <w:pPr>
+        <w:tabs>
+          <w:tab w:val="left" w:pos="1119"/>
+        </w:tabs>
+        <w:spacing w:after="0" w:line="480" w:lineRule="auto"/>
+        <w:ind w:firstLine="720"/>
+        <w:contextualSpacing/>
+        <w:jc w:val="center"/>
+        <w:rPr>
+          <w:rFonts w:ascii="Times New Roman" w:hAnsi="Times New Roman" w:cs="Times New Roman"/>
+          <w:b/>
+          <w:bCs/>
+        </w:rPr>
+      </w:pPr>
+    </w:p>
+    <w:p>
+      <w:pPr>
+        <w:tabs>
+          <w:tab w:val="left" w:pos="1119"/>
+        </w:tabs>
+        <w:spacing w:after="0" w:line="480" w:lineRule="auto"/>
+        <w:ind w:firstLine="720"/>
+        <w:contextualSpacing/>
+        <w:jc w:val="center"/>
+        <w:rPr>
+          <w:rFonts w:ascii="Times New Roman" w:hAnsi="Times New Roman" w:cs="Times New Roman"/>
+          <w:b/>
+          <w:bCs/>
+        </w:rPr>
+      </w:pPr>
+    </w:p>
+    <w:p>
+      <w:pPr>
         <w:ind w:firstLine="708"/>
         <w:rPr>
           <w:rFonts w:ascii="Times New Roman" w:hAnsi="Times New Roman" w:cs="Times New Roman"/>
@@ -598,12 +630,28 @@
           <w:rFonts w:ascii="Times New Roman" w:hAnsi="Times New Roman" w:cs="Times New Roman"/>
         </w:rPr>
       </w:pPr>
+    </w:p>
+    <w:p>
+      <w:pPr>
+        <w:ind w:firstLine="708"/>
+        <w:rPr>
+          <w:rFonts w:ascii="Times New Roman" w:hAnsi="Times New Roman" w:cs="Times New Roman"/>
+        </w:rPr>
+      </w:pPr>
       <w:r>
         <w:rPr>
           <w:rFonts w:ascii="Times New Roman" w:hAnsi="Times New Roman" w:cs="Times New Roman"/>
         </w:rPr>
         <w:t>Actualmente, la integración de estas tecnologías permite desarrollar soluciones digitales capaces de gestionar reportes, almacenar información, compartir ubicaciones en tiempo real y facilitar la comunicación entre las personas. Gracias a ello, proyectos como Patitas Perdidas pueden ofrecer herramientas orientadas a la búsqueda de mascotas extraviadas, aprovechando recursos como mapas digitales, dispositivos móviles, sistemas de localización y bases de datos centralizadas.</w:t>
       </w:r>
+    </w:p>
+    <w:p>
+      <w:pPr>
+        <w:ind w:firstLine="708"/>
+        <w:rPr>
+          <w:rFonts w:ascii="Times New Roman" w:hAnsi="Times New Roman" w:cs="Times New Roman"/>
+        </w:rPr>
+      </w:pPr>
     </w:p>
     <w:p>
       <w:pPr>
@@ -652,6 +700,17 @@
         </w:rPr>
         <w:t>Prompt Principal:</w:t>
       </w:r>
+      <w:r>
+        <w:t xml:space="preserve"> </w:t>
+      </w:r>
+      <w:r>
+        <w:rPr>
+          <w:rFonts w:ascii="Times New Roman" w:hAnsi="Times New Roman" w:cs="Times New Roman"/>
+          <w:b/>
+          <w:bCs/>
+        </w:rPr>
+        <w:t>Identificar los principales avances tecnológicos relacionados con la comunicación, el almacenamiento de información, la localización geográfica y el desarrollo de aplicaciones digitales, así como su evolución a través del tiempo y su contribución a la creación de sistemas modernos de búsqueda y localización de mascotas.</w:t>
+      </w:r>
     </w:p>
     <w:p>
       <w:pPr>
@@ -673,6 +732,18 @@
         </w:rPr>
         <w:t>Prompt de Apoyo:</w:t>
       </w:r>
+      <w:r>
+        <w:t xml:space="preserve"> </w:t>
+      </w:r>
+      <w:r>
+        <w:t xml:space="preserve">Revisa la redacción, ortografía, coherencia y estructura del informe, proponiendo mejoras para cumplir con las normas APA </w:t>
+      </w:r>
+      <w:r>
+        <w:t>7</w:t>
+      </w:r>
+      <w:r>
+        <w:t xml:space="preserve"> edición.</w:t>
+      </w:r>
     </w:p>
     <w:p>
       <w:pPr>
@@ -687,20 +758,54 @@
     </w:p>
     <w:p>
       <w:pPr>
+        <w:tabs>
+          <w:tab w:val="left" w:pos="1999"/>
+        </w:tabs>
         <w:ind w:firstLine="708"/>
-        <w:jc w:val="center"/>
-        <w:rPr>
-          <w:rFonts w:ascii="Times New Roman" w:hAnsi="Times New Roman" w:cs="Times New Roman"/>
-          <w:b/>
-          <w:bCs/>
-        </w:rPr>
-      </w:pPr>
-      <w:r>
-        <w:rPr>
-          <w:rFonts w:ascii="Times New Roman" w:hAnsi="Times New Roman" w:cs="Times New Roman"/>
-          <w:b/>
-          <w:bCs/>
-        </w:rPr>
+        <w:rPr>
+          <w:rFonts w:ascii="Times New Roman" w:hAnsi="Times New Roman" w:cs="Times New Roman"/>
+        </w:rPr>
+      </w:pPr>
+    </w:p>
+    <w:p>
+      <w:pPr>
+        <w:tabs>
+          <w:tab w:val="left" w:pos="1999"/>
+        </w:tabs>
+        <w:ind w:firstLine="708"/>
+        <w:rPr>
+          <w:rFonts w:ascii="Times New Roman" w:hAnsi="Times New Roman" w:cs="Times New Roman"/>
+        </w:rPr>
+      </w:pPr>
+    </w:p>
+    <w:p>
+      <w:pPr>
+        <w:tabs>
+          <w:tab w:val="left" w:pos="1999"/>
+        </w:tabs>
+        <w:ind w:firstLine="708"/>
+        <w:rPr>
+          <w:rFonts w:ascii="Times New Roman" w:hAnsi="Times New Roman" w:cs="Times New Roman"/>
+        </w:rPr>
+      </w:pPr>
+    </w:p>
+    <w:p>
+      <w:pPr>
+        <w:ind w:firstLine="708"/>
+        <w:jc w:val="center"/>
+        <w:rPr>
+          <w:rFonts w:ascii="Times New Roman" w:hAnsi="Times New Roman" w:cs="Times New Roman"/>
+          <w:b/>
+          <w:bCs/>
+        </w:rPr>
+      </w:pPr>
+      <w:r>
+        <w:rPr>
+          <w:rFonts w:ascii="Times New Roman" w:hAnsi="Times New Roman" w:cs="Times New Roman"/>
+          <w:b/>
+          <w:bCs/>
+        </w:rPr>
+        <w:lastRenderedPageBreak/>
         <w:t>Material extraído</w:t>
       </w:r>
     </w:p>
@@ -729,19 +834,232 @@
           <w:rFonts w:ascii="Times New Roman" w:hAnsi="Times New Roman" w:cs="Times New Roman"/>
           <w:b/>
           <w:bCs/>
-        </w:rPr>
-      </w:pPr>
-      <w:r>
-        <w:rPr>
-          <w:rFonts w:ascii="Times New Roman" w:hAnsi="Times New Roman" w:cs="Times New Roman"/>
-          <w:b/>
-          <w:bCs/>
-        </w:rPr>
+          <w:noProof/>
+        </w:rPr>
+      </w:pPr>
+      <w:r>
+        <w:rPr>
+          <w:rFonts w:ascii="Times New Roman" w:hAnsi="Times New Roman" w:cs="Times New Roman"/>
+          <w:b/>
+          <w:bCs/>
+          <w:noProof/>
+        </w:rPr>
+        <w:drawing>
+          <wp:anchor distT="0" distB="0" distL="114300" distR="114300" simplePos="0" relativeHeight="251658240" behindDoc="0" locked="0" layoutInCell="1" allowOverlap="1" wp14:anchorId="43609B84" wp14:editId="0FA006E7">
+            <wp:simplePos x="0" y="0"/>
+            <wp:positionH relativeFrom="margin">
+              <wp:align>right</wp:align>
+            </wp:positionH>
+            <wp:positionV relativeFrom="paragraph">
+              <wp:posOffset>286385</wp:posOffset>
+            </wp:positionV>
+            <wp:extent cx="5943600" cy="5686425"/>
+            <wp:effectExtent l="0" t="0" r="0" b="9525"/>
+            <wp:wrapSquare wrapText="bothSides"/>
+            <wp:docPr id="819997497" name="Imagen 1"/>
+            <wp:cNvGraphicFramePr>
+              <a:graphicFrameLocks xmlns:a="http://schemas.openxmlformats.org/drawingml/2006/main" noChangeAspect="1"/>
+            </wp:cNvGraphicFramePr>
+            <a:graphic xmlns:a="http://schemas.openxmlformats.org/drawingml/2006/main">
+              <a:graphicData uri="http://schemas.openxmlformats.org/drawingml/2006/picture">
+                <pic:pic xmlns:pic="http://schemas.openxmlformats.org/drawingml/2006/picture">
+                  <pic:nvPicPr>
+                    <pic:cNvPr id="0" name="Picture 2"/>
+                    <pic:cNvPicPr>
+                      <a:picLocks noChangeAspect="1" noChangeArrowheads="1"/>
+                    </pic:cNvPicPr>
+                  </pic:nvPicPr>
+                  <pic:blipFill>
+                    <a:blip r:embed="rId7">
+                      <a:extLst>
+                        <a:ext uri="{28A0092B-C50C-407E-A947-70E740481C1C}">
+                          <a14:useLocalDpi xmlns:a14="http://schemas.microsoft.com/office/drawing/2010/main" val="0"/>
+                        </a:ext>
+                      </a:extLst>
+                    </a:blip>
+                    <a:srcRect/>
+                    <a:stretch>
+                      <a:fillRect/>
+                    </a:stretch>
+                  </pic:blipFill>
+                  <pic:spPr bwMode="auto">
+                    <a:xfrm>
+                      <a:off x="0" y="0"/>
+                      <a:ext cx="5943600" cy="5686425"/>
+                    </a:xfrm>
+                    <a:prstGeom prst="rect">
+                      <a:avLst/>
+                    </a:prstGeom>
+                    <a:noFill/>
+                  </pic:spPr>
+                </pic:pic>
+              </a:graphicData>
+            </a:graphic>
+            <wp14:sizeRelH relativeFrom="margin">
+              <wp14:pctWidth>0</wp14:pctWidth>
+            </wp14:sizeRelH>
+            <wp14:sizeRelV relativeFrom="margin">
+              <wp14:pctHeight>0</wp14:pctHeight>
+            </wp14:sizeRelV>
+          </wp:anchor>
+        </w:drawing>
+      </w:r>
+    </w:p>
+    <w:p>
+      <w:pPr>
+        <w:ind w:firstLine="708"/>
+        <w:rPr>
+          <w:rFonts w:ascii="Times New Roman" w:hAnsi="Times New Roman" w:cs="Times New Roman"/>
+          <w:b/>
+          <w:bCs/>
+          <w:noProof/>
+        </w:rPr>
+      </w:pPr>
+    </w:p>
+    <w:p>
+      <w:pPr>
+        <w:ind w:firstLine="708"/>
+        <w:rPr>
+          <w:rFonts w:ascii="Times New Roman" w:hAnsi="Times New Roman" w:cs="Times New Roman"/>
+          <w:b/>
+          <w:bCs/>
+        </w:rPr>
+      </w:pPr>
+    </w:p>
+    <w:p>
+      <w:pPr>
+        <w:ind w:firstLine="708"/>
+        <w:rPr>
+          <w:rFonts w:ascii="Times New Roman" w:hAnsi="Times New Roman" w:cs="Times New Roman"/>
+          <w:b/>
+          <w:bCs/>
+        </w:rPr>
+      </w:pPr>
+    </w:p>
+    <w:p>
+      <w:pPr>
+        <w:ind w:firstLine="708"/>
+        <w:rPr>
+          <w:rFonts w:ascii="Times New Roman" w:hAnsi="Times New Roman" w:cs="Times New Roman"/>
+          <w:b/>
+          <w:bCs/>
+        </w:rPr>
+      </w:pPr>
+    </w:p>
+    <w:p>
+      <w:pPr>
+        <w:rPr>
+          <w:rFonts w:ascii="Times New Roman" w:hAnsi="Times New Roman" w:cs="Times New Roman"/>
+          <w:b/>
+          <w:bCs/>
+        </w:rPr>
+      </w:pPr>
+    </w:p>
+    <w:p>
+      <w:pPr>
+        <w:ind w:firstLine="708"/>
+        <w:rPr>
+          <w:rFonts w:ascii="Times New Roman" w:hAnsi="Times New Roman" w:cs="Times New Roman"/>
+          <w:b/>
+          <w:bCs/>
+        </w:rPr>
+      </w:pPr>
+      <w:r>
+        <w:rPr>
+          <w:rFonts w:ascii="Times New Roman" w:hAnsi="Times New Roman" w:cs="Times New Roman"/>
+          <w:b/>
+          <w:bCs/>
+        </w:rPr>
+        <w:lastRenderedPageBreak/>
         <w:t>Línea de tiempo</w:t>
       </w:r>
     </w:p>
+    <w:p>
+      <w:pPr>
+        <w:ind w:firstLine="708"/>
+        <w:rPr>
+          <w:rFonts w:ascii="Times New Roman" w:hAnsi="Times New Roman" w:cs="Times New Roman"/>
+          <w:b/>
+          <w:bCs/>
+        </w:rPr>
+      </w:pPr>
+    </w:p>
+    <w:p>
+      <w:pPr>
+        <w:ind w:firstLine="708"/>
+        <w:rPr>
+          <w:rFonts w:ascii="Times New Roman" w:hAnsi="Times New Roman" w:cs="Times New Roman"/>
+          <w:b/>
+          <w:bCs/>
+        </w:rPr>
+      </w:pPr>
+      <w:r>
+        <w:rPr>
+          <w:noProof/>
+        </w:rPr>
+        <w:drawing>
+          <wp:anchor distT="0" distB="0" distL="114300" distR="114300" simplePos="0" relativeHeight="251659264" behindDoc="0" locked="0" layoutInCell="1" allowOverlap="1" wp14:anchorId="1280CDCE" wp14:editId="6B88FAB4">
+            <wp:simplePos x="0" y="0"/>
+            <wp:positionH relativeFrom="margin">
+              <wp:align>right</wp:align>
+            </wp:positionH>
+            <wp:positionV relativeFrom="paragraph">
+              <wp:posOffset>0</wp:posOffset>
+            </wp:positionV>
+            <wp:extent cx="5943600" cy="3846830"/>
+            <wp:effectExtent l="0" t="0" r="0" b="1270"/>
+            <wp:wrapSquare wrapText="bothSides"/>
+            <wp:docPr id="1339479410" name="Imagen 2"/>
+            <wp:cNvGraphicFramePr>
+              <a:graphicFrameLocks xmlns:a="http://schemas.openxmlformats.org/drawingml/2006/main" noChangeAspect="1"/>
+            </wp:cNvGraphicFramePr>
+            <a:graphic xmlns:a="http://schemas.openxmlformats.org/drawingml/2006/main">
+              <a:graphicData uri="http://schemas.openxmlformats.org/drawingml/2006/picture">
+                <pic:pic xmlns:pic="http://schemas.openxmlformats.org/drawingml/2006/picture">
+                  <pic:nvPicPr>
+                    <pic:cNvPr id="0" name="Picture 2"/>
+                    <pic:cNvPicPr>
+                      <a:picLocks noChangeAspect="1" noChangeArrowheads="1"/>
+                    </pic:cNvPicPr>
+                  </pic:nvPicPr>
+                  <pic:blipFill>
+                    <a:blip r:embed="rId8">
+                      <a:extLst>
+                        <a:ext uri="{28A0092B-C50C-407E-A947-70E740481C1C}">
+                          <a14:useLocalDpi xmlns:a14="http://schemas.microsoft.com/office/drawing/2010/main" val="0"/>
+                        </a:ext>
+                      </a:extLst>
+                    </a:blip>
+                    <a:srcRect/>
+                    <a:stretch>
+                      <a:fillRect/>
+                    </a:stretch>
+                  </pic:blipFill>
+                  <pic:spPr bwMode="auto">
+                    <a:xfrm>
+                      <a:off x="0" y="0"/>
+                      <a:ext cx="5943600" cy="3846830"/>
+                    </a:xfrm>
+                    <a:prstGeom prst="rect">
+                      <a:avLst/>
+                    </a:prstGeom>
+                    <a:noFill/>
+                    <a:ln>
+                      <a:noFill/>
+                    </a:ln>
+                  </pic:spPr>
+                </pic:pic>
+              </a:graphicData>
+            </a:graphic>
+            <wp14:sizeRelH relativeFrom="margin">
+              <wp14:pctWidth>0</wp14:pctWidth>
+            </wp14:sizeRelH>
+          </wp:anchor>
+        </w:drawing>
+      </w:r>
+    </w:p>
     <w:sectPr>
-      <w:headerReference w:type="default" r:id="rId7"/>
+      <w:headerReference w:type="default" r:id="rId9"/>
       <w:pgSz w:w="12240" w:h="15840"/>
       <w:pgMar w:top="1440" w:right="1440" w:bottom="1440" w:left="1440" w:header="709" w:footer="709" w:gutter="0"/>
       <w:cols w:space="708"/>
@@ -752,7 +1070,7 @@
 </file>
 
 <file path=word/endnotes.xml><?xml version="1.0" encoding="utf-8"?>
-<w:endnotes xmlns:wpc="http://schemas.microsoft.com/office/word/2010/wordprocessingCanvas" xmlns:cx="http://schemas.microsoft.com/office/drawing/2014/chartex" xmlns:cx1="http://schemas.microsoft.com/office/drawing/2015/9/8/chartex" xmlns:cx2="http://schemas.microsoft.com/office/drawing/2015/10/21/chartex" xmlns:cx3="http://schemas.microsoft.com/office/drawing/2016/5/9/chartex" xmlns:cx4="http://schemas.microsoft.com/office/drawing/2016/5/10/chartex" xmlns:cx5="http://schemas.microsoft.com/office/drawing/2016/5/11/chartex" xmlns:cx6="http://schemas.microsoft.com/office/drawing/2016/5/12/chartex" xmlns:cx7="http://schemas.microsoft.com/office/drawing/2016/5/13/chartex" xmlns:cx8="http://schemas.microsoft.com/office/drawing/2016/5/14/chartex" xmlns:mc="http://schemas.openxmlformats.org/markup-compatibility/2006" xmlns:aink="http://schemas.microsoft.com/office/drawing/2016/ink" xmlns:am3d="http://schemas.microsoft.com/office/drawing/2017/model3d" xmlns:o="urn:schemas-microsoft-com:office:office" xmlns:oel="http://schemas.microsoft.com/office/2019/extlst" xmlns:r="http://schemas.openxmlformats.org/officeDocument/2006/relationships" xmlns:m="http://schemas.openxmlformats.org/officeDocument/2006/math" xmlns:v="urn:schemas-microsoft-com:vml" xmlns:wp14="http://schemas.microsoft.com/office/word/2010/wordprocessingDrawing" xmlns:wp="http://schemas.openxmlformats.org/drawingml/2006/wordprocessingDrawing" xmlns:w10="urn:schemas-microsoft-com:office:word" xmlns:w="http://schemas.openxmlformats.org/wordprocessingml/2006/main" xmlns:w14="http://schemas.microsoft.com/office/word/2010/wordml" xmlns:w15="http://schemas.microsoft.com/office/word/2012/wordml" xmlns:w16cex="http://schemas.microsoft.com/office/word/2018/wordml/cex" xmlns:w16cid="http://schemas.microsoft.com/office/word/2016/wordml/cid" xmlns:w16="http://schemas.microsoft.com/office/word/2018/wordml" xmlns:w16sdtdh="http://schemas.microsoft.com/office/word/2020/wordml/sdtdatahash" xmlns:w16se="http://schemas.microsoft.com/office/word/2015/wordml/symex" xmlns:wpg="http://schemas.microsoft.com/office/word/2010/wordprocessingGroup" xmlns:wpi="http://schemas.microsoft.com/office/word/2010/wordprocessingInk" xmlns:wne="http://schemas.microsoft.com/office/word/2006/wordml" xmlns:wps="http://schemas.microsoft.com/office/word/2010/wordprocessingShape" mc:Ignorable="w14 w15 w16se w16cid w16 w16cex w16sdtdh wp14">
+<w:endnotes xmlns:wpc="http://schemas.microsoft.com/office/word/2010/wordprocessingCanvas" xmlns:cx="http://schemas.microsoft.com/office/drawing/2014/chartex" xmlns:cx1="http://schemas.microsoft.com/office/drawing/2015/9/8/chartex" xmlns:cx2="http://schemas.microsoft.com/office/drawing/2015/10/21/chartex" xmlns:cx3="http://schemas.microsoft.com/office/drawing/2016/5/9/chartex" xmlns:cx4="http://schemas.microsoft.com/office/drawing/2016/5/10/chartex" xmlns:cx5="http://schemas.microsoft.com/office/drawing/2016/5/11/chartex" xmlns:cx6="http://schemas.microsoft.com/office/drawing/2016/5/12/chartex" xmlns:cx7="http://schemas.microsoft.com/office/drawing/2016/5/13/chartex" xmlns:cx8="http://schemas.microsoft.com/office/drawing/2016/5/14/chartex" xmlns:mc="http://schemas.openxmlformats.org/markup-compatibility/2006" xmlns:aink="http://schemas.microsoft.com/office/drawing/2016/ink" xmlns:am3d="http://schemas.microsoft.com/office/drawing/2017/model3d" xmlns:o="urn:schemas-microsoft-com:office:office" xmlns:oel="http://schemas.microsoft.com/office/2019/extlst" xmlns:r="http://schemas.openxmlformats.org/officeDocument/2006/relationships" xmlns:m="http://schemas.openxmlformats.org/officeDocument/2006/math" xmlns:v="urn:schemas-microsoft-com:vml" xmlns:wp14="http://schemas.microsoft.com/office/word/2010/wordprocessingDrawing" xmlns:wp="http://schemas.openxmlformats.org/drawingml/2006/wordprocessingDrawing" xmlns:w10="urn:schemas-microsoft-com:office:word" xmlns:w="http://schemas.openxmlformats.org/wordprocessingml/2006/main" xmlns:w14="http://schemas.microsoft.com/office/word/2010/wordml" xmlns:w15="http://schemas.microsoft.com/office/word/2012/wordml" xmlns:w16cex="http://schemas.microsoft.com/office/word/2018/wordml/cex" xmlns:w16cid="http://schemas.microsoft.com/office/word/2016/wordml/cid" xmlns:w16="http://schemas.microsoft.com/office/word/2018/wordml" xmlns:w16du="http://schemas.microsoft.com/office/word/2023/wordml/word16du" xmlns:w16sdtdh="http://schemas.microsoft.com/office/word/2020/wordml/sdtdatahash" xmlns:w16sdtfl="http://schemas.microsoft.com/office/word/2024/wordml/sdtformatlock" xmlns:w16se="http://schemas.microsoft.com/office/word/2015/wordml/symex" xmlns:wpg="http://schemas.microsoft.com/office/word/2010/wordprocessingGroup" xmlns:wpi="http://schemas.microsoft.com/office/word/2010/wordprocessingInk" xmlns:wne="http://schemas.microsoft.com/office/word/2006/wordml" xmlns:wps="http://schemas.microsoft.com/office/word/2010/wordprocessingShape" mc:Ignorable="w14 w15 w16se w16cid w16 w16cex w16sdtdh w16sdtfl w16du wp14">
   <w:endnote w:type="separator" w:id="-1">
     <w:p>
       <w:pPr>
@@ -777,7 +1095,7 @@
 </file>
 
 <file path=word/footnotes.xml><?xml version="1.0" encoding="utf-8"?>
-<w:footnotes xmlns:wpc="http://schemas.microsoft.com/office/word/2010/wordprocessingCanvas" xmlns:cx="http://schemas.microsoft.com/office/drawing/2014/chartex" xmlns:cx1="http://schemas.microsoft.com/office/drawing/2015/9/8/chartex" xmlns:cx2="http://schemas.microsoft.com/office/drawing/2015/10/21/chartex" xmlns:cx3="http://schemas.microsoft.com/office/drawing/2016/5/9/chartex" xmlns:cx4="http://schemas.microsoft.com/office/drawing/2016/5/10/chartex" xmlns:cx5="http://schemas.microsoft.com/office/drawing/2016/5/11/chartex" xmlns:cx6="http://schemas.microsoft.com/office/drawing/2016/5/12/chartex" xmlns:cx7="http://schemas.microsoft.com/office/drawing/2016/5/13/chartex" xmlns:cx8="http://schemas.microsoft.com/office/drawing/2016/5/14/chartex" xmlns:mc="http://schemas.openxmlformats.org/markup-compatibility/2006" xmlns:aink="http://schemas.microsoft.com/office/drawing/2016/ink" xmlns:am3d="http://schemas.microsoft.com/office/drawing/2017/model3d" xmlns:o="urn:schemas-microsoft-com:office:office" xmlns:oel="http://schemas.microsoft.com/office/2019/extlst" xmlns:r="http://schemas.openxmlformats.org/officeDocument/2006/relationships" xmlns:m="http://schemas.openxmlformats.org/officeDocument/2006/math" xmlns:v="urn:schemas-microsoft-com:vml" xmlns:wp14="http://schemas.microsoft.com/office/word/2010/wordprocessingDrawing" xmlns:wp="http://schemas.openxmlformats.org/drawingml/2006/wordprocessingDrawing" xmlns:w10="urn:schemas-microsoft-com:office:word" xmlns:w="http://schemas.openxmlformats.org/wordprocessingml/2006/main" xmlns:w14="http://schemas.microsoft.com/office/word/2010/wordml" xmlns:w15="http://schemas.microsoft.com/office/word/2012/wordml" xmlns:w16cex="http://schemas.microsoft.com/office/word/2018/wordml/cex" xmlns:w16cid="http://schemas.microsoft.com/office/word/2016/wordml/cid" xmlns:w16="http://schemas.microsoft.com/office/word/2018/wordml" xmlns:w16sdtdh="http://schemas.microsoft.com/office/word/2020/wordml/sdtdatahash" xmlns:w16se="http://schemas.microsoft.com/office/word/2015/wordml/symex" xmlns:wpg="http://schemas.microsoft.com/office/word/2010/wordprocessingGroup" xmlns:wpi="http://schemas.microsoft.com/office/word/2010/wordprocessingInk" xmlns:wne="http://schemas.microsoft.com/office/word/2006/wordml" xmlns:wps="http://schemas.microsoft.com/office/word/2010/wordprocessingShape" mc:Ignorable="w14 w15 w16se w16cid w16 w16cex w16sdtdh wp14">
+<w:footnotes xmlns:wpc="http://schemas.microsoft.com/office/word/2010/wordprocessingCanvas" xmlns:cx="http://schemas.microsoft.com/office/drawing/2014/chartex" xmlns:cx1="http://schemas.microsoft.com/office/drawing/2015/9/8/chartex" xmlns:cx2="http://schemas.microsoft.com/office/drawing/2015/10/21/chartex" xmlns:cx3="http://schemas.microsoft.com/office/drawing/2016/5/9/chartex" xmlns:cx4="http://schemas.microsoft.com/office/drawing/2016/5/10/chartex" xmlns:cx5="http://schemas.microsoft.com/office/drawing/2016/5/11/chartex" xmlns:cx6="http://schemas.microsoft.com/office/drawing/2016/5/12/chartex" xmlns:cx7="http://schemas.microsoft.com/office/drawing/2016/5/13/chartex" xmlns:cx8="http://schemas.microsoft.com/office/drawing/2016/5/14/chartex" xmlns:mc="http://schemas.openxmlformats.org/markup-compatibility/2006" xmlns:aink="http://schemas.microsoft.com/office/drawing/2016/ink" xmlns:am3d="http://schemas.microsoft.com/office/drawing/2017/model3d" xmlns:o="urn:schemas-microsoft-com:office:office" xmlns:oel="http://schemas.microsoft.com/office/2019/extlst" xmlns:r="http://schemas.openxmlformats.org/officeDocument/2006/relationships" xmlns:m="http://schemas.openxmlformats.org/officeDocument/2006/math" xmlns:v="urn:schemas-microsoft-com:vml" xmlns:wp14="http://schemas.microsoft.com/office/word/2010/wordprocessingDrawing" xmlns:wp="http://schemas.openxmlformats.org/drawingml/2006/wordprocessingDrawing" xmlns:w10="urn:schemas-microsoft-com:office:word" xmlns:w="http://schemas.openxmlformats.org/wordprocessingml/2006/main" xmlns:w14="http://schemas.microsoft.com/office/word/2010/wordml" xmlns:w15="http://schemas.microsoft.com/office/word/2012/wordml" xmlns:w16cex="http://schemas.microsoft.com/office/word/2018/wordml/cex" xmlns:w16cid="http://schemas.microsoft.com/office/word/2016/wordml/cid" xmlns:w16="http://schemas.microsoft.com/office/word/2018/wordml" xmlns:w16du="http://schemas.microsoft.com/office/word/2023/wordml/word16du" xmlns:w16sdtdh="http://schemas.microsoft.com/office/word/2020/wordml/sdtdatahash" xmlns:w16sdtfl="http://schemas.microsoft.com/office/word/2024/wordml/sdtformatlock" xmlns:w16se="http://schemas.microsoft.com/office/word/2015/wordml/symex" xmlns:wpg="http://schemas.microsoft.com/office/word/2010/wordprocessingGroup" xmlns:wpi="http://schemas.microsoft.com/office/word/2010/wordprocessingInk" xmlns:wne="http://schemas.microsoft.com/office/word/2006/wordml" xmlns:wps="http://schemas.microsoft.com/office/word/2010/wordprocessingShape" mc:Ignorable="w14 w15 w16se w16cid w16 w16cex w16sdtdh w16sdtfl w16du wp14">
   <w:footnote w:type="separator" w:id="-1">
     <w:p>
       <w:pPr>
@@ -802,7 +1120,7 @@
 </file>
 
 <file path=word/header1.xml><?xml version="1.0" encoding="utf-8"?>
-<w:hdr xmlns:wpc="http://schemas.microsoft.com/office/word/2010/wordprocessingCanvas" xmlns:cx="http://schemas.microsoft.com/office/drawing/2014/chartex" xmlns:cx1="http://schemas.microsoft.com/office/drawing/2015/9/8/chartex" xmlns:cx2="http://schemas.microsoft.com/office/drawing/2015/10/21/chartex" xmlns:cx3="http://schemas.microsoft.com/office/drawing/2016/5/9/chartex" xmlns:cx4="http://schemas.microsoft.com/office/drawing/2016/5/10/chartex" xmlns:cx5="http://schemas.microsoft.com/office/drawing/2016/5/11/chartex" xmlns:cx6="http://schemas.microsoft.com/office/drawing/2016/5/12/chartex" xmlns:cx7="http://schemas.microsoft.com/office/drawing/2016/5/13/chartex" xmlns:cx8="http://schemas.microsoft.com/office/drawing/2016/5/14/chartex" xmlns:mc="http://schemas.openxmlformats.org/markup-compatibility/2006" xmlns:aink="http://schemas.microsoft.com/office/drawing/2016/ink" xmlns:am3d="http://schemas.microsoft.com/office/drawing/2017/model3d" xmlns:o="urn:schemas-microsoft-com:office:office" xmlns:oel="http://schemas.microsoft.com/office/2019/extlst" xmlns:r="http://schemas.openxmlformats.org/officeDocument/2006/relationships" xmlns:m="http://schemas.openxmlformats.org/officeDocument/2006/math" xmlns:v="urn:schemas-microsoft-com:vml" xmlns:wp14="http://schemas.microsoft.com/office/word/2010/wordprocessingDrawing" xmlns:wp="http://schemas.openxmlformats.org/drawingml/2006/wordprocessingDrawing" xmlns:w10="urn:schemas-microsoft-com:office:word" xmlns:w="http://schemas.openxmlformats.org/wordprocessingml/2006/main" xmlns:w14="http://schemas.microsoft.com/office/word/2010/wordml" xmlns:w15="http://schemas.microsoft.com/office/word/2012/wordml" xmlns:w16cex="http://schemas.microsoft.com/office/word/2018/wordml/cex" xmlns:w16cid="http://schemas.microsoft.com/office/word/2016/wordml/cid" xmlns:w16="http://schemas.microsoft.com/office/word/2018/wordml" xmlns:w16sdtdh="http://schemas.microsoft.com/office/word/2020/wordml/sdtdatahash" xmlns:w16se="http://schemas.microsoft.com/office/word/2015/wordml/symex" xmlns:wpg="http://schemas.microsoft.com/office/word/2010/wordprocessingGroup" xmlns:wpi="http://schemas.microsoft.com/office/word/2010/wordprocessingInk" xmlns:wne="http://schemas.microsoft.com/office/word/2006/wordml" xmlns:wps="http://schemas.microsoft.com/office/word/2010/wordprocessingShape" mc:Ignorable="w14 w15 w16se w16cid w16 w16cex w16sdtdh wp14">
+<w:hdr xmlns:wpc="http://schemas.microsoft.com/office/word/2010/wordprocessingCanvas" xmlns:cx="http://schemas.microsoft.com/office/drawing/2014/chartex" xmlns:cx1="http://schemas.microsoft.com/office/drawing/2015/9/8/chartex" xmlns:cx2="http://schemas.microsoft.com/office/drawing/2015/10/21/chartex" xmlns:cx3="http://schemas.microsoft.com/office/drawing/2016/5/9/chartex" xmlns:cx4="http://schemas.microsoft.com/office/drawing/2016/5/10/chartex" xmlns:cx5="http://schemas.microsoft.com/office/drawing/2016/5/11/chartex" xmlns:cx6="http://schemas.microsoft.com/office/drawing/2016/5/12/chartex" xmlns:cx7="http://schemas.microsoft.com/office/drawing/2016/5/13/chartex" xmlns:cx8="http://schemas.microsoft.com/office/drawing/2016/5/14/chartex" xmlns:mc="http://schemas.openxmlformats.org/markup-compatibility/2006" xmlns:aink="http://schemas.microsoft.com/office/drawing/2016/ink" xmlns:am3d="http://schemas.microsoft.com/office/drawing/2017/model3d" xmlns:o="urn:schemas-microsoft-com:office:office" xmlns:oel="http://schemas.microsoft.com/office/2019/extlst" xmlns:r="http://schemas.openxmlformats.org/officeDocument/2006/relationships" xmlns:m="http://schemas.openxmlformats.org/officeDocument/2006/math" xmlns:v="urn:schemas-microsoft-com:vml" xmlns:wp14="http://schemas.microsoft.com/office/word/2010/wordprocessingDrawing" xmlns:wp="http://schemas.openxmlformats.org/drawingml/2006/wordprocessingDrawing" xmlns:w10="urn:schemas-microsoft-com:office:word" xmlns:w="http://schemas.openxmlformats.org/wordprocessingml/2006/main" xmlns:w14="http://schemas.microsoft.com/office/word/2010/wordml" xmlns:w15="http://schemas.microsoft.com/office/word/2012/wordml" xmlns:w16cex="http://schemas.microsoft.com/office/word/2018/wordml/cex" xmlns:w16cid="http://schemas.microsoft.com/office/word/2016/wordml/cid" xmlns:w16="http://schemas.microsoft.com/office/word/2018/wordml" xmlns:w16du="http://schemas.microsoft.com/office/word/2023/wordml/word16du" xmlns:w16sdtdh="http://schemas.microsoft.com/office/word/2020/wordml/sdtdatahash" xmlns:w16sdtfl="http://schemas.microsoft.com/office/word/2024/wordml/sdtformatlock" xmlns:w16se="http://schemas.microsoft.com/office/word/2015/wordml/symex" xmlns:wpg="http://schemas.microsoft.com/office/word/2010/wordprocessingGroup" xmlns:wpi="http://schemas.microsoft.com/office/word/2010/wordprocessingInk" xmlns:wne="http://schemas.microsoft.com/office/word/2006/wordml" xmlns:wps="http://schemas.microsoft.com/office/word/2010/wordprocessingShape" mc:Ignorable="w14 w15 w16se w16cid w16 w16cex w16sdtdh w16sdtfl w16du wp14">
   <w:sdt>
     <w:sdtPr>
       <w:id w:val="-1921165702"/>
@@ -811,6 +1129,7 @@
         <w:docPartUnique/>
       </w:docPartObj>
     </w:sdtPr>
+    <w:sdtEndPr/>
     <w:sdtContent>
       <w:p>
         <w:pPr>
@@ -847,7 +1166,7 @@
 </file>
 
 <file path=word/styles.xml><?xml version="1.0" encoding="utf-8"?>
-<w:styles xmlns:mc="http://schemas.openxmlformats.org/markup-compatibility/2006" xmlns:r="http://schemas.openxmlformats.org/officeDocument/2006/relationships" xmlns:w="http://schemas.openxmlformats.org/wordprocessingml/2006/main" xmlns:w14="http://schemas.microsoft.com/office/word/2010/wordml" xmlns:w15="http://schemas.microsoft.com/office/word/2012/wordml" xmlns:w16cex="http://schemas.microsoft.com/office/word/2018/wordml/cex" xmlns:w16cid="http://schemas.microsoft.com/office/word/2016/wordml/cid" xmlns:w16="http://schemas.microsoft.com/office/word/2018/wordml" xmlns:w16sdtdh="http://schemas.microsoft.com/office/word/2020/wordml/sdtdatahash" xmlns:w16se="http://schemas.microsoft.com/office/word/2015/wordml/symex" mc:Ignorable="w14 w15 w16se w16cid w16 w16cex w16sdtdh">
+<w:styles xmlns:mc="http://schemas.openxmlformats.org/markup-compatibility/2006" xmlns:r="http://schemas.openxmlformats.org/officeDocument/2006/relationships" xmlns:w="http://schemas.openxmlformats.org/wordprocessingml/2006/main" xmlns:w14="http://schemas.microsoft.com/office/word/2010/wordml" xmlns:w15="http://schemas.microsoft.com/office/word/2012/wordml" xmlns:w16cex="http://schemas.microsoft.com/office/word/2018/wordml/cex" xmlns:w16cid="http://schemas.microsoft.com/office/word/2016/wordml/cid" xmlns:w16="http://schemas.microsoft.com/office/word/2018/wordml" xmlns:w16du="http://schemas.microsoft.com/office/word/2023/wordml/word16du" xmlns:w16sdtdh="http://schemas.microsoft.com/office/word/2020/wordml/sdtdatahash" xmlns:w16sdtfl="http://schemas.microsoft.com/office/word/2024/wordml/sdtformatlock" xmlns:w16se="http://schemas.microsoft.com/office/word/2015/wordml/symex" mc:Ignorable="w14 w15 w16se w16cid w16 w16cex w16sdtdh w16sdtfl w16du">
   <w:docDefaults>
     <w:rPrDefault>
       <w:rPr>

--- a/trimestre 2/Investigacion/informe p/informe Patitas perdidas.docx
+++ b/trimestre 2/Investigacion/informe p/informe Patitas perdidas.docx
@@ -983,16 +983,6 @@
           <w:bCs/>
         </w:rPr>
       </w:pPr>
-    </w:p>
-    <w:p>
-      <w:pPr>
-        <w:ind w:firstLine="708"/>
-        <w:rPr>
-          <w:rFonts w:ascii="Times New Roman" w:hAnsi="Times New Roman" w:cs="Times New Roman"/>
-          <w:b/>
-          <w:bCs/>
-        </w:rPr>
-      </w:pPr>
       <w:r>
         <w:rPr>
           <w:noProof/>
@@ -1056,6 +1046,70 @@
             </wp14:sizeRelH>
           </wp:anchor>
         </w:drawing>
+      </w:r>
+    </w:p>
+    <w:p>
+      <w:pPr>
+        <w:rPr>
+          <w:rFonts w:ascii="Times New Roman" w:hAnsi="Times New Roman" w:cs="Times New Roman"/>
+        </w:rPr>
+      </w:pPr>
+    </w:p>
+    <w:p>
+      <w:pPr>
+        <w:rPr>
+          <w:rFonts w:ascii="Times New Roman" w:hAnsi="Times New Roman" w:cs="Times New Roman"/>
+        </w:rPr>
+      </w:pPr>
+    </w:p>
+    <w:p>
+      <w:pPr>
+        <w:rPr>
+          <w:rFonts w:ascii="Times New Roman" w:hAnsi="Times New Roman" w:cs="Times New Roman"/>
+        </w:rPr>
+      </w:pPr>
+    </w:p>
+    <w:p>
+      <w:pPr>
+        <w:rPr>
+          <w:rFonts w:ascii="Times New Roman" w:hAnsi="Times New Roman" w:cs="Times New Roman"/>
+          <w:b/>
+          <w:bCs/>
+        </w:rPr>
+      </w:pPr>
+    </w:p>
+    <w:p>
+      <w:pPr>
+        <w:jc w:val="center"/>
+        <w:rPr>
+          <w:rFonts w:ascii="Times New Roman" w:hAnsi="Times New Roman" w:cs="Times New Roman"/>
+          <w:b/>
+          <w:bCs/>
+        </w:rPr>
+      </w:pPr>
+      <w:r>
+        <w:rPr>
+          <w:rFonts w:ascii="Times New Roman" w:hAnsi="Times New Roman" w:cs="Times New Roman"/>
+          <w:b/>
+          <w:bCs/>
+        </w:rPr>
+        <w:t>Aplicación de los conceptos de investigación</w:t>
+      </w:r>
+    </w:p>
+    <w:p>
+      <w:pPr>
+        <w:tabs>
+          <w:tab w:val="left" w:pos="1080"/>
+        </w:tabs>
+        <w:rPr>
+          <w:rFonts w:ascii="Times New Roman" w:hAnsi="Times New Roman" w:cs="Times New Roman"/>
+        </w:rPr>
+      </w:pPr>
+      <w:r>
+        <w:rPr>
+          <w:rFonts w:ascii="Times New Roman" w:hAnsi="Times New Roman" w:cs="Times New Roman"/>
+        </w:rPr>
+        <w:tab/>
       </w:r>
     </w:p>
     <w:sectPr>

--- a/trimestre 2/Investigacion/informe p/informe Patitas perdidas.docx
+++ b/trimestre 2/Investigacion/informe p/informe Patitas perdidas.docx
@@ -127,19 +127,7 @@
         <w:rPr>
           <w:rFonts w:ascii="Times New Roman" w:hAnsi="Times New Roman" w:cs="Times New Roman"/>
         </w:rPr>
-        <w:t>Jos</w:t>
-      </w:r>
-      <w:r>
-        <w:rPr>
-          <w:rFonts w:ascii="Times New Roman" w:hAnsi="Times New Roman" w:cs="Times New Roman"/>
-        </w:rPr>
-        <w:t>e</w:t>
-      </w:r>
-      <w:r>
-        <w:rPr>
-          <w:rFonts w:ascii="Times New Roman" w:hAnsi="Times New Roman" w:cs="Times New Roman"/>
-        </w:rPr>
-        <w:t xml:space="preserve"> Pitalua.</w:t>
+        <w:t>Jose Pitalua.</w:t>
       </w:r>
     </w:p>
     <w:p>
@@ -471,19 +459,7 @@
         <w:rPr>
           <w:rFonts w:ascii="Times New Roman" w:hAnsi="Times New Roman" w:cs="Times New Roman"/>
         </w:rPr>
-        <w:t>Gracias a la integración de estos avances, hoy es posible desarrollar proyectos como Patitas Perdidas, una plataforma digital creada con el propósito de apoyar la búsqueda de mascotas extraviadas en Bogotá D.C. y facilitar la comunicación entre las personas que reportan, encuentran o buscan una mascota</w:t>
-      </w:r>
-      <w:r>
-        <w:rPr>
-          <w:rFonts w:ascii="Times New Roman" w:hAnsi="Times New Roman" w:cs="Times New Roman"/>
-        </w:rPr>
-        <w:t xml:space="preserve"> y fundaciones de animales</w:t>
-      </w:r>
-      <w:r>
-        <w:rPr>
-          <w:rFonts w:ascii="Times New Roman" w:hAnsi="Times New Roman" w:cs="Times New Roman"/>
-        </w:rPr>
-        <w:t>.</w:t>
+        <w:t>Gracias a la integración de estos avances, hoy es posible desarrollar proyectos como Patitas Perdidas, una plataforma digital creada con el propósito de apoyar la búsqueda de mascotas extraviadas en Bogotá D.C. y facilitar la comunicación entre las personas que reportan, encuentran o buscan una mascota y fundaciones de animales.</w:t>
       </w:r>
     </w:p>
     <w:p>
@@ -701,49 +677,89 @@
         <w:t>Prompt Principal:</w:t>
       </w:r>
       <w:r>
+        <w:rPr>
+          <w:rFonts w:ascii="Times New Roman" w:hAnsi="Times New Roman" w:cs="Times New Roman"/>
+        </w:rPr>
+        <w:t xml:space="preserve"> Identificar los principales avances tecnológicos relacionados con la comunicación, el almacenamiento de información, la localización geográfica y el desarrollo de aplicaciones digitales, así como su evolución a través del tiempo y su contribución a la creación de sistemas modernos de búsqueda y localización de mascotas.</w:t>
+      </w:r>
+    </w:p>
+    <w:p>
+      <w:pPr>
+        <w:tabs>
+          <w:tab w:val="left" w:pos="1999"/>
+        </w:tabs>
+        <w:ind w:firstLine="708"/>
+        <w:rPr>
+          <w:rFonts w:ascii="Times New Roman" w:hAnsi="Times New Roman" w:cs="Times New Roman"/>
+        </w:rPr>
+      </w:pPr>
+      <w:r>
+        <w:rPr>
+          <w:rFonts w:ascii="Times New Roman" w:hAnsi="Times New Roman" w:cs="Times New Roman"/>
+          <w:b/>
+          <w:bCs/>
+        </w:rPr>
+        <w:t>Prompt de Apoyo:</w:t>
+      </w:r>
+      <w:r>
+        <w:rPr>
+          <w:rFonts w:ascii="Times New Roman" w:hAnsi="Times New Roman" w:cs="Times New Roman"/>
+        </w:rPr>
         <w:t xml:space="preserve"> </w:t>
       </w:r>
-      <w:r>
-        <w:rPr>
-          <w:rFonts w:ascii="Times New Roman" w:hAnsi="Times New Roman" w:cs="Times New Roman"/>
-          <w:b/>
-          <w:bCs/>
-        </w:rPr>
-        <w:t>Identificar los principales avances tecnológicos relacionados con la comunicación, el almacenamiento de información, la localización geográfica y el desarrollo de aplicaciones digitales, así como su evolución a través del tiempo y su contribución a la creación de sistemas modernos de búsqueda y localización de mascotas.</w:t>
-      </w:r>
-    </w:p>
-    <w:p>
-      <w:pPr>
+    </w:p>
+    <w:p>
+      <w:pPr>
+        <w:pStyle w:val="Prrafodelista"/>
+        <w:numPr>
+          <w:ilvl w:val="0"/>
+          <w:numId w:val="1"/>
+        </w:numPr>
         <w:tabs>
           <w:tab w:val="left" w:pos="1999"/>
         </w:tabs>
+        <w:rPr>
+          <w:rFonts w:ascii="Times New Roman" w:hAnsi="Times New Roman" w:cs="Times New Roman"/>
+        </w:rPr>
+      </w:pPr>
+      <w:r>
+        <w:rPr>
+          <w:rFonts w:ascii="Times New Roman" w:hAnsi="Times New Roman" w:cs="Times New Roman"/>
+        </w:rPr>
+        <w:t>Revisa la redacción, ortografía, coherencia y estructura del informe, proponiendo mejoras para cumplir con las normas APA 7 edición.</w:t>
+      </w:r>
+    </w:p>
+    <w:p>
+      <w:pPr>
+        <w:pStyle w:val="Prrafodelista"/>
+        <w:numPr>
+          <w:ilvl w:val="0"/>
+          <w:numId w:val="1"/>
+        </w:numPr>
+        <w:tabs>
+          <w:tab w:val="left" w:pos="1999"/>
+        </w:tabs>
+        <w:rPr>
+          <w:rFonts w:ascii="Times New Roman" w:hAnsi="Times New Roman" w:cs="Times New Roman"/>
+        </w:rPr>
+      </w:pPr>
+      <w:r>
+        <w:rPr>
+          <w:rFonts w:ascii="Times New Roman" w:hAnsi="Times New Roman" w:cs="Times New Roman"/>
+        </w:rPr>
+        <w:t>Revisa mis respuestas y dime si las plantearías de otra manera. Indícame si están correctas y, en caso de que no lo estén, explícame las razones. Además, ayúdame a corregir los aspectos gramaticales y de redacción, manteniendo un formato académico.</w:t>
+      </w:r>
+    </w:p>
+    <w:p>
+      <w:pPr>
+        <w:tabs>
+          <w:tab w:val="left" w:pos="1999"/>
+        </w:tabs>
         <w:ind w:firstLine="708"/>
         <w:rPr>
           <w:rFonts w:ascii="Times New Roman" w:hAnsi="Times New Roman" w:cs="Times New Roman"/>
-          <w:b/>
-          <w:bCs/>
-        </w:rPr>
-      </w:pPr>
-      <w:r>
-        <w:rPr>
-          <w:rFonts w:ascii="Times New Roman" w:hAnsi="Times New Roman" w:cs="Times New Roman"/>
-          <w:b/>
-          <w:bCs/>
-        </w:rPr>
-        <w:t>Prompt de Apoyo:</w:t>
-      </w:r>
-      <w:r>
-        <w:t xml:space="preserve"> </w:t>
-      </w:r>
-      <w:r>
-        <w:t xml:space="preserve">Revisa la redacción, ortografía, coherencia y estructura del informe, proponiendo mejoras para cumplir con las normas APA </w:t>
-      </w:r>
-      <w:r>
-        <w:t>7</w:t>
-      </w:r>
-      <w:r>
-        <w:t xml:space="preserve"> edición.</w:t>
-      </w:r>
+        </w:rPr>
+      </w:pPr>
     </w:p>
     <w:p>
       <w:pPr>
@@ -780,14 +796,22 @@
     </w:p>
     <w:p>
       <w:pPr>
-        <w:tabs>
-          <w:tab w:val="left" w:pos="1999"/>
-        </w:tabs>
         <w:ind w:firstLine="708"/>
-        <w:rPr>
-          <w:rFonts w:ascii="Times New Roman" w:hAnsi="Times New Roman" w:cs="Times New Roman"/>
-        </w:rPr>
-      </w:pPr>
+        <w:jc w:val="center"/>
+        <w:rPr>
+          <w:rFonts w:ascii="Times New Roman" w:hAnsi="Times New Roman" w:cs="Times New Roman"/>
+          <w:b/>
+          <w:bCs/>
+        </w:rPr>
+      </w:pPr>
+      <w:r>
+        <w:rPr>
+          <w:rFonts w:ascii="Times New Roman" w:hAnsi="Times New Roman" w:cs="Times New Roman"/>
+          <w:b/>
+          <w:bCs/>
+        </w:rPr>
+        <w:t>Material extraído</w:t>
+      </w:r>
     </w:p>
     <w:p>
       <w:pPr>
@@ -799,15 +823,6 @@
           <w:bCs/>
         </w:rPr>
       </w:pPr>
-      <w:r>
-        <w:rPr>
-          <w:rFonts w:ascii="Times New Roman" w:hAnsi="Times New Roman" w:cs="Times New Roman"/>
-          <w:b/>
-          <w:bCs/>
-        </w:rPr>
-        <w:lastRenderedPageBreak/>
-        <w:t>Material extraído</w:t>
-      </w:r>
     </w:p>
     <w:p>
       <w:pPr>
@@ -870,7 +885,7 @@
                     </pic:cNvPicPr>
                   </pic:nvPicPr>
                   <pic:blipFill>
-                    <a:blip r:embed="rId7">
+                    <a:blip r:embed="rId8">
                       <a:extLst>
                         <a:ext uri="{28A0092B-C50C-407E-A947-70E740481C1C}">
                           <a14:useLocalDpi xmlns:a14="http://schemas.microsoft.com/office/drawing/2010/main" val="0"/>
@@ -970,7 +985,6 @@
           <w:b/>
           <w:bCs/>
         </w:rPr>
-        <w:lastRenderedPageBreak/>
         <w:t>Línea de tiempo</w:t>
       </w:r>
     </w:p>
@@ -983,8 +997,19 @@
           <w:bCs/>
         </w:rPr>
       </w:pPr>
-      <w:r>
-        <w:rPr>
+    </w:p>
+    <w:p>
+      <w:pPr>
+        <w:ind w:firstLine="708"/>
+        <w:rPr>
+          <w:rFonts w:ascii="Times New Roman" w:hAnsi="Times New Roman" w:cs="Times New Roman"/>
+          <w:b/>
+          <w:bCs/>
+        </w:rPr>
+      </w:pPr>
+      <w:r>
+        <w:rPr>
+          <w:rFonts w:ascii="Times New Roman" w:hAnsi="Times New Roman" w:cs="Times New Roman"/>
           <w:noProof/>
         </w:rPr>
         <w:drawing>
@@ -1013,7 +1038,7 @@
                     </pic:cNvPicPr>
                   </pic:nvPicPr>
                   <pic:blipFill>
-                    <a:blip r:embed="rId8">
+                    <a:blip r:embed="rId9">
                       <a:extLst>
                         <a:ext uri="{28A0092B-C50C-407E-A947-70E740481C1C}">
                           <a14:useLocalDpi xmlns:a14="http://schemas.microsoft.com/office/drawing/2010/main" val="0"/>
@@ -1073,26 +1098,48 @@
       <w:pPr>
         <w:rPr>
           <w:rFonts w:ascii="Times New Roman" w:hAnsi="Times New Roman" w:cs="Times New Roman"/>
-          <w:b/>
-          <w:bCs/>
-        </w:rPr>
-      </w:pPr>
-    </w:p>
-    <w:p>
-      <w:pPr>
-        <w:jc w:val="center"/>
-        <w:rPr>
-          <w:rFonts w:ascii="Times New Roman" w:hAnsi="Times New Roman" w:cs="Times New Roman"/>
-          <w:b/>
-          <w:bCs/>
-        </w:rPr>
-      </w:pPr>
-      <w:r>
-        <w:rPr>
-          <w:rFonts w:ascii="Times New Roman" w:hAnsi="Times New Roman" w:cs="Times New Roman"/>
-          <w:b/>
-          <w:bCs/>
-        </w:rPr>
+        </w:rPr>
+      </w:pPr>
+    </w:p>
+    <w:p>
+      <w:pPr>
+        <w:rPr>
+          <w:rFonts w:ascii="Times New Roman" w:hAnsi="Times New Roman" w:cs="Times New Roman"/>
+        </w:rPr>
+      </w:pPr>
+    </w:p>
+    <w:p>
+      <w:pPr>
+        <w:rPr>
+          <w:rFonts w:ascii="Times New Roman" w:hAnsi="Times New Roman" w:cs="Times New Roman"/>
+        </w:rPr>
+      </w:pPr>
+    </w:p>
+    <w:p>
+      <w:pPr>
+        <w:rPr>
+          <w:rFonts w:ascii="Times New Roman" w:hAnsi="Times New Roman" w:cs="Times New Roman"/>
+          <w:b/>
+          <w:bCs/>
+        </w:rPr>
+      </w:pPr>
+    </w:p>
+    <w:p>
+      <w:pPr>
+        <w:jc w:val="center"/>
+        <w:rPr>
+          <w:rFonts w:ascii="Times New Roman" w:hAnsi="Times New Roman" w:cs="Times New Roman"/>
+          <w:b/>
+          <w:bCs/>
+        </w:rPr>
+      </w:pPr>
+      <w:r>
+        <w:rPr>
+          <w:rFonts w:ascii="Times New Roman" w:hAnsi="Times New Roman" w:cs="Times New Roman"/>
+          <w:b/>
+          <w:bCs/>
+        </w:rPr>
+        <w:lastRenderedPageBreak/>
         <w:t>Aplicación de los conceptos de investigación</w:t>
       </w:r>
     </w:p>
@@ -1111,9 +1158,283 @@
         </w:rPr>
         <w:tab/>
       </w:r>
+      <w:r>
+        <w:rPr>
+          <w:rFonts w:ascii="Times New Roman" w:hAnsi="Times New Roman" w:cs="Times New Roman"/>
+        </w:rPr>
+        <w:t>1. ¿Qué enfoque debería tener su investigación?</w:t>
+      </w:r>
+    </w:p>
+    <w:p>
+      <w:pPr>
+        <w:tabs>
+          <w:tab w:val="left" w:pos="1080"/>
+        </w:tabs>
+        <w:rPr>
+          <w:rFonts w:ascii="Times New Roman" w:hAnsi="Times New Roman" w:cs="Times New Roman"/>
+        </w:rPr>
+      </w:pPr>
+      <w:r>
+        <w:rPr>
+          <w:rFonts w:ascii="Times New Roman" w:hAnsi="Times New Roman" w:cs="Times New Roman"/>
+        </w:rPr>
+        <w:t>Respuesta:</w:t>
+      </w:r>
+    </w:p>
+    <w:p>
+      <w:pPr>
+        <w:tabs>
+          <w:tab w:val="left" w:pos="1080"/>
+        </w:tabs>
+        <w:rPr>
+          <w:rFonts w:ascii="Times New Roman" w:hAnsi="Times New Roman" w:cs="Times New Roman"/>
+        </w:rPr>
+      </w:pPr>
+      <w:r>
+        <w:rPr>
+          <w:rFonts w:ascii="Times New Roman" w:hAnsi="Times New Roman" w:cs="Times New Roman"/>
+        </w:rPr>
+        <w:t>El enfoque más adecuado es el mixto, ya que permite recopilar información mediante datos y estadísticas, así como conocer opiniones y experiencias relacionadas con el uso de la tecnología. Esto facilita una comprensión más amplia sobre cómo los avances tecnológicos han contribuido al desarrollo de plataformas digitales como Patitas Perdidas.</w:t>
+      </w:r>
+    </w:p>
+    <w:p>
+      <w:pPr>
+        <w:tabs>
+          <w:tab w:val="left" w:pos="1080"/>
+        </w:tabs>
+        <w:rPr>
+          <w:rFonts w:ascii="Times New Roman" w:hAnsi="Times New Roman" w:cs="Times New Roman"/>
+        </w:rPr>
+      </w:pPr>
+    </w:p>
+    <w:p>
+      <w:pPr>
+        <w:tabs>
+          <w:tab w:val="left" w:pos="1080"/>
+        </w:tabs>
+        <w:ind w:left="1080"/>
+        <w:rPr>
+          <w:rFonts w:ascii="Times New Roman" w:hAnsi="Times New Roman" w:cs="Times New Roman"/>
+        </w:rPr>
+      </w:pPr>
+      <w:r>
+        <w:rPr>
+          <w:rFonts w:ascii="Times New Roman" w:hAnsi="Times New Roman" w:cs="Times New Roman"/>
+        </w:rPr>
+        <w:t>2. ¿Para su investigación se adapta mejor un diseño experimental o no experimental?</w:t>
+      </w:r>
+    </w:p>
+    <w:p>
+      <w:pPr>
+        <w:tabs>
+          <w:tab w:val="left" w:pos="1080"/>
+        </w:tabs>
+        <w:rPr>
+          <w:rFonts w:ascii="Times New Roman" w:hAnsi="Times New Roman" w:cs="Times New Roman"/>
+        </w:rPr>
+      </w:pPr>
+      <w:r>
+        <w:rPr>
+          <w:rFonts w:ascii="Times New Roman" w:hAnsi="Times New Roman" w:cs="Times New Roman"/>
+        </w:rPr>
+        <w:t>Respuesta:</w:t>
+      </w:r>
+    </w:p>
+    <w:p>
+      <w:pPr>
+        <w:tabs>
+          <w:tab w:val="left" w:pos="1080"/>
+        </w:tabs>
+        <w:rPr>
+          <w:rFonts w:ascii="Times New Roman" w:hAnsi="Times New Roman" w:cs="Times New Roman"/>
+        </w:rPr>
+      </w:pPr>
+      <w:r>
+        <w:rPr>
+          <w:rFonts w:ascii="Times New Roman" w:hAnsi="Times New Roman" w:cs="Times New Roman"/>
+        </w:rPr>
+        <w:t>El diseño más adecuado es el no experimental, porque la investigación se centra en observar y analizar la evolución de diferentes tecnologías a lo largo del tiempo, sin intervenir o modificar las condiciones en las que estas se desarrollaron.</w:t>
+      </w:r>
+    </w:p>
+    <w:p>
+      <w:pPr>
+        <w:tabs>
+          <w:tab w:val="left" w:pos="1080"/>
+        </w:tabs>
+        <w:rPr>
+          <w:rFonts w:ascii="Times New Roman" w:hAnsi="Times New Roman" w:cs="Times New Roman"/>
+        </w:rPr>
+      </w:pPr>
+    </w:p>
+    <w:p>
+      <w:pPr>
+        <w:tabs>
+          <w:tab w:val="left" w:pos="1080"/>
+        </w:tabs>
+        <w:ind w:left="1080"/>
+        <w:rPr>
+          <w:rFonts w:ascii="Times New Roman" w:hAnsi="Times New Roman" w:cs="Times New Roman"/>
+        </w:rPr>
+      </w:pPr>
+      <w:r>
+        <w:rPr>
+          <w:rFonts w:ascii="Times New Roman" w:hAnsi="Times New Roman" w:cs="Times New Roman"/>
+        </w:rPr>
+        <w:t>3. ¿Qué técnicas de investigación utilizaría en su proceso investigativo?</w:t>
+      </w:r>
+    </w:p>
+    <w:p>
+      <w:pPr>
+        <w:tabs>
+          <w:tab w:val="left" w:pos="1080"/>
+        </w:tabs>
+        <w:rPr>
+          <w:rFonts w:ascii="Times New Roman" w:hAnsi="Times New Roman" w:cs="Times New Roman"/>
+        </w:rPr>
+      </w:pPr>
+      <w:r>
+        <w:rPr>
+          <w:rFonts w:ascii="Times New Roman" w:hAnsi="Times New Roman" w:cs="Times New Roman"/>
+        </w:rPr>
+        <w:t>Respuesta:</w:t>
+      </w:r>
+    </w:p>
+    <w:p>
+      <w:pPr>
+        <w:tabs>
+          <w:tab w:val="left" w:pos="1080"/>
+        </w:tabs>
+        <w:rPr>
+          <w:rFonts w:ascii="Times New Roman" w:hAnsi="Times New Roman" w:cs="Times New Roman"/>
+        </w:rPr>
+      </w:pPr>
+      <w:r>
+        <w:rPr>
+          <w:rFonts w:ascii="Times New Roman" w:hAnsi="Times New Roman" w:cs="Times New Roman"/>
+        </w:rPr>
+        <w:t>Se utilizarían la revisión documental y la encuesta. La revisión documental permite consultar información relacionada con la evolución tecnológica, mientras que la encuesta ayuda a recopilar opiniones sobre la importancia de estas herramientas en la actualidad.</w:t>
+      </w:r>
+    </w:p>
+    <w:p>
+      <w:pPr>
+        <w:tabs>
+          <w:tab w:val="left" w:pos="1080"/>
+        </w:tabs>
+        <w:rPr>
+          <w:rFonts w:ascii="Times New Roman" w:hAnsi="Times New Roman" w:cs="Times New Roman"/>
+        </w:rPr>
+      </w:pPr>
+    </w:p>
+    <w:p>
+      <w:pPr>
+        <w:tabs>
+          <w:tab w:val="left" w:pos="1080"/>
+        </w:tabs>
+        <w:ind w:left="1080"/>
+        <w:rPr>
+          <w:rFonts w:ascii="Times New Roman" w:hAnsi="Times New Roman" w:cs="Times New Roman"/>
+        </w:rPr>
+      </w:pPr>
+      <w:r>
+        <w:rPr>
+          <w:rFonts w:ascii="Times New Roman" w:hAnsi="Times New Roman" w:cs="Times New Roman"/>
+        </w:rPr>
+        <w:t>4. ¿Qué instrumento de investigación aplicará?</w:t>
+      </w:r>
+    </w:p>
+    <w:p>
+      <w:pPr>
+        <w:tabs>
+          <w:tab w:val="left" w:pos="1080"/>
+        </w:tabs>
+        <w:rPr>
+          <w:rFonts w:ascii="Times New Roman" w:hAnsi="Times New Roman" w:cs="Times New Roman"/>
+        </w:rPr>
+      </w:pPr>
+      <w:r>
+        <w:rPr>
+          <w:rFonts w:ascii="Times New Roman" w:hAnsi="Times New Roman" w:cs="Times New Roman"/>
+        </w:rPr>
+        <w:t>Respuesta:</w:t>
+      </w:r>
+    </w:p>
+    <w:p>
+      <w:pPr>
+        <w:tabs>
+          <w:tab w:val="left" w:pos="1080"/>
+        </w:tabs>
+        <w:rPr>
+          <w:rFonts w:ascii="Times New Roman" w:hAnsi="Times New Roman" w:cs="Times New Roman"/>
+        </w:rPr>
+      </w:pPr>
+      <w:r>
+        <w:rPr>
+          <w:rFonts w:ascii="Times New Roman" w:hAnsi="Times New Roman" w:cs="Times New Roman"/>
+        </w:rPr>
+        <w:t>El instrumento principal sería el cuestionario, ya que permite recopilar información de forma organizada mediante una serie de preguntas dirigidas a los participantes.</w:t>
+      </w:r>
+    </w:p>
+    <w:p>
+      <w:pPr>
+        <w:tabs>
+          <w:tab w:val="left" w:pos="1080"/>
+        </w:tabs>
+        <w:rPr>
+          <w:rFonts w:ascii="Times New Roman" w:hAnsi="Times New Roman" w:cs="Times New Roman"/>
+        </w:rPr>
+      </w:pPr>
+    </w:p>
+    <w:p>
+      <w:pPr>
+        <w:tabs>
+          <w:tab w:val="left" w:pos="1080"/>
+        </w:tabs>
+        <w:ind w:left="1080"/>
+        <w:rPr>
+          <w:rFonts w:ascii="Times New Roman" w:hAnsi="Times New Roman" w:cs="Times New Roman"/>
+        </w:rPr>
+      </w:pPr>
+      <w:r>
+        <w:rPr>
+          <w:rFonts w:ascii="Times New Roman" w:hAnsi="Times New Roman" w:cs="Times New Roman"/>
+        </w:rPr>
+        <w:t>5. ¿Cuál sería el alcance de su investigación?</w:t>
+      </w:r>
+    </w:p>
+    <w:p>
+      <w:pPr>
+        <w:tabs>
+          <w:tab w:val="left" w:pos="1080"/>
+        </w:tabs>
+        <w:rPr>
+          <w:rFonts w:ascii="Times New Roman" w:hAnsi="Times New Roman" w:cs="Times New Roman"/>
+        </w:rPr>
+      </w:pPr>
+      <w:r>
+        <w:rPr>
+          <w:rFonts w:ascii="Times New Roman" w:hAnsi="Times New Roman" w:cs="Times New Roman"/>
+        </w:rPr>
+        <w:t>Respuesta:</w:t>
+      </w:r>
+    </w:p>
+    <w:p>
+      <w:pPr>
+        <w:tabs>
+          <w:tab w:val="left" w:pos="1080"/>
+        </w:tabs>
+        <w:rPr>
+          <w:rFonts w:ascii="Times New Roman" w:hAnsi="Times New Roman" w:cs="Times New Roman"/>
+        </w:rPr>
+      </w:pPr>
+      <w:r>
+        <w:rPr>
+          <w:rFonts w:ascii="Times New Roman" w:hAnsi="Times New Roman" w:cs="Times New Roman"/>
+        </w:rPr>
+        <w:t>El alcance de la investigación sería descriptivo, debido a que busca identificar y explicar la evolución de diferentes tecnologías y su aporte al desarrollo de plataformas digitales orientadas a la búsqueda y localización de mascotas.</w:t>
+      </w:r>
     </w:p>
     <w:sectPr>
-      <w:headerReference w:type="default" r:id="rId9"/>
+      <w:headerReference w:type="default" r:id="rId10"/>
       <w:pgSz w:w="12240" w:h="15840"/>
       <w:pgMar w:top="1440" w:right="1440" w:bottom="1440" w:left="1440" w:header="709" w:footer="709" w:gutter="0"/>
       <w:cols w:space="708"/>
@@ -1217,6 +1538,127 @@
     </w:pPr>
   </w:p>
 </w:hdr>
+</file>
+
+<file path=word/numbering.xml><?xml version="1.0" encoding="utf-8"?>
+<w:numbering xmlns:wpc="http://schemas.microsoft.com/office/word/2010/wordprocessingCanvas" xmlns:cx="http://schemas.microsoft.com/office/drawing/2014/chartex" xmlns:cx1="http://schemas.microsoft.com/office/drawing/2015/9/8/chartex" xmlns:cx2="http://schemas.microsoft.com/office/drawing/2015/10/21/chartex" xmlns:cx3="http://schemas.microsoft.com/office/drawing/2016/5/9/chartex" xmlns:cx4="http://schemas.microsoft.com/office/drawing/2016/5/10/chartex" xmlns:cx5="http://schemas.microsoft.com/office/drawing/2016/5/11/chartex" xmlns:cx6="http://schemas.microsoft.com/office/drawing/2016/5/12/chartex" xmlns:cx7="http://schemas.microsoft.com/office/drawing/2016/5/13/chartex" xmlns:cx8="http://schemas.microsoft.com/office/drawing/2016/5/14/chartex" xmlns:mc="http://schemas.openxmlformats.org/markup-compatibility/2006" xmlns:aink="http://schemas.microsoft.com/office/drawing/2016/ink" xmlns:am3d="http://schemas.microsoft.com/office/drawing/2017/model3d" xmlns:o="urn:schemas-microsoft-com:office:office" xmlns:oel="http://schemas.microsoft.com/office/2019/extlst" xmlns:r="http://schemas.openxmlformats.org/officeDocument/2006/relationships" xmlns:m="http://schemas.openxmlformats.org/officeDocument/2006/math" xmlns:v="urn:schemas-microsoft-com:vml" xmlns:wp14="http://schemas.microsoft.com/office/word/2010/wordprocessingDrawing" xmlns:wp="http://schemas.openxmlformats.org/drawingml/2006/wordprocessingDrawing" xmlns:w10="urn:schemas-microsoft-com:office:word" xmlns:w="http://schemas.openxmlformats.org/wordprocessingml/2006/main" xmlns:w14="http://schemas.microsoft.com/office/word/2010/wordml" xmlns:w15="http://schemas.microsoft.com/office/word/2012/wordml" xmlns:w16cex="http://schemas.microsoft.com/office/word/2018/wordml/cex" xmlns:w16cid="http://schemas.microsoft.com/office/word/2016/wordml/cid" xmlns:w16="http://schemas.microsoft.com/office/word/2018/wordml" xmlns:w16du="http://schemas.microsoft.com/office/word/2023/wordml/word16du" xmlns:w16sdtdh="http://schemas.microsoft.com/office/word/2020/wordml/sdtdatahash" xmlns:w16sdtfl="http://schemas.microsoft.com/office/word/2024/wordml/sdtformatlock" xmlns:w16se="http://schemas.microsoft.com/office/word/2015/wordml/symex" xmlns:wpg="http://schemas.microsoft.com/office/word/2010/wordprocessingGroup" xmlns:wpi="http://schemas.microsoft.com/office/word/2010/wordprocessingInk" xmlns:wne="http://schemas.microsoft.com/office/word/2006/wordml" xmlns:wps="http://schemas.microsoft.com/office/word/2010/wordprocessingShape" mc:Ignorable="w14 w15 w16se w16cid w16 w16cex w16sdtdh w16sdtfl w16du wp14">
+  <w:abstractNum w:abstractNumId="0" w15:restartNumberingAfterBreak="0">
+    <w:nsid w:val="0C3752E7"/>
+    <w:multiLevelType w:val="hybridMultilevel"/>
+    <w:tmpl w:val="466641AA"/>
+    <w:lvl w:ilvl="0" w:tplc="240A0001">
+      <w:start w:val="1"/>
+      <w:numFmt w:val="bullet"/>
+      <w:lvlText w:val=""/>
+      <w:lvlJc w:val="left"/>
+      <w:pPr>
+        <w:ind w:left="1428" w:hanging="360"/>
+      </w:pPr>
+      <w:rPr>
+        <w:rFonts w:ascii="Symbol" w:hAnsi="Symbol" w:hint="default"/>
+      </w:rPr>
+    </w:lvl>
+    <w:lvl w:ilvl="1" w:tplc="240A0003" w:tentative="1">
+      <w:start w:val="1"/>
+      <w:numFmt w:val="bullet"/>
+      <w:lvlText w:val="o"/>
+      <w:lvlJc w:val="left"/>
+      <w:pPr>
+        <w:ind w:left="2148" w:hanging="360"/>
+      </w:pPr>
+      <w:rPr>
+        <w:rFonts w:ascii="Courier New" w:hAnsi="Courier New" w:cs="Courier New" w:hint="default"/>
+      </w:rPr>
+    </w:lvl>
+    <w:lvl w:ilvl="2" w:tplc="240A0005" w:tentative="1">
+      <w:start w:val="1"/>
+      <w:numFmt w:val="bullet"/>
+      <w:lvlText w:val=""/>
+      <w:lvlJc w:val="left"/>
+      <w:pPr>
+        <w:ind w:left="2868" w:hanging="360"/>
+      </w:pPr>
+      <w:rPr>
+        <w:rFonts w:ascii="Wingdings" w:hAnsi="Wingdings" w:hint="default"/>
+      </w:rPr>
+    </w:lvl>
+    <w:lvl w:ilvl="3" w:tplc="240A0001" w:tentative="1">
+      <w:start w:val="1"/>
+      <w:numFmt w:val="bullet"/>
+      <w:lvlText w:val=""/>
+      <w:lvlJc w:val="left"/>
+      <w:pPr>
+        <w:ind w:left="3588" w:hanging="360"/>
+      </w:pPr>
+      <w:rPr>
+        <w:rFonts w:ascii="Symbol" w:hAnsi="Symbol" w:hint="default"/>
+      </w:rPr>
+    </w:lvl>
+    <w:lvl w:ilvl="4" w:tplc="240A0003" w:tentative="1">
+      <w:start w:val="1"/>
+      <w:numFmt w:val="bullet"/>
+      <w:lvlText w:val="o"/>
+      <w:lvlJc w:val="left"/>
+      <w:pPr>
+        <w:ind w:left="4308" w:hanging="360"/>
+      </w:pPr>
+      <w:rPr>
+        <w:rFonts w:ascii="Courier New" w:hAnsi="Courier New" w:cs="Courier New" w:hint="default"/>
+      </w:rPr>
+    </w:lvl>
+    <w:lvl w:ilvl="5" w:tplc="240A0005" w:tentative="1">
+      <w:start w:val="1"/>
+      <w:numFmt w:val="bullet"/>
+      <w:lvlText w:val=""/>
+      <w:lvlJc w:val="left"/>
+      <w:pPr>
+        <w:ind w:left="5028" w:hanging="360"/>
+      </w:pPr>
+      <w:rPr>
+        <w:rFonts w:ascii="Wingdings" w:hAnsi="Wingdings" w:hint="default"/>
+      </w:rPr>
+    </w:lvl>
+    <w:lvl w:ilvl="6" w:tplc="240A0001" w:tentative="1">
+      <w:start w:val="1"/>
+      <w:numFmt w:val="bullet"/>
+      <w:lvlText w:val=""/>
+      <w:lvlJc w:val="left"/>
+      <w:pPr>
+        <w:ind w:left="5748" w:hanging="360"/>
+      </w:pPr>
+      <w:rPr>
+        <w:rFonts w:ascii="Symbol" w:hAnsi="Symbol" w:hint="default"/>
+      </w:rPr>
+    </w:lvl>
+    <w:lvl w:ilvl="7" w:tplc="240A0003" w:tentative="1">
+      <w:start w:val="1"/>
+      <w:numFmt w:val="bullet"/>
+      <w:lvlText w:val="o"/>
+      <w:lvlJc w:val="left"/>
+      <w:pPr>
+        <w:ind w:left="6468" w:hanging="360"/>
+      </w:pPr>
+      <w:rPr>
+        <w:rFonts w:ascii="Courier New" w:hAnsi="Courier New" w:cs="Courier New" w:hint="default"/>
+      </w:rPr>
+    </w:lvl>
+    <w:lvl w:ilvl="8" w:tplc="240A0005" w:tentative="1">
+      <w:start w:val="1"/>
+      <w:numFmt w:val="bullet"/>
+      <w:lvlText w:val=""/>
+      <w:lvlJc w:val="left"/>
+      <w:pPr>
+        <w:ind w:left="7188" w:hanging="360"/>
+      </w:pPr>
+      <w:rPr>
+        <w:rFonts w:ascii="Wingdings" w:hAnsi="Wingdings" w:hint="default"/>
+      </w:rPr>
+    </w:lvl>
+  </w:abstractNum>
+  <w:num w:numId="1" w16cid:durableId="1468351809">
+    <w:abstractNumId w:val="0"/>
+  </w:num>
+</w:numbering>
 </file>
 
 <file path=word/styles.xml><?xml version="1.0" encoding="utf-8"?>

--- a/trimestre 2/Investigacion/informe p/informe Patitas perdidas.docx
+++ b/trimestre 2/Investigacion/informe p/informe Patitas perdidas.docx
@@ -1,6 +1,6 @@
 
 <file path=word/document.xml><?xml version="1.0" encoding="utf-8"?>
-<w:document xmlns:wpc="http://schemas.microsoft.com/office/word/2010/wordprocessingCanvas" xmlns:cx="http://schemas.microsoft.com/office/drawing/2014/chartex" xmlns:cx1="http://schemas.microsoft.com/office/drawing/2015/9/8/chartex" xmlns:cx2="http://schemas.microsoft.com/office/drawing/2015/10/21/chartex" xmlns:cx3="http://schemas.microsoft.com/office/drawing/2016/5/9/chartex" xmlns:cx4="http://schemas.microsoft.com/office/drawing/2016/5/10/chartex" xmlns:cx5="http://schemas.microsoft.com/office/drawing/2016/5/11/chartex" xmlns:cx6="http://schemas.microsoft.com/office/drawing/2016/5/12/chartex" xmlns:cx7="http://schemas.microsoft.com/office/drawing/2016/5/13/chartex" xmlns:cx8="http://schemas.microsoft.com/office/drawing/2016/5/14/chartex" xmlns:mc="http://schemas.openxmlformats.org/markup-compatibility/2006" xmlns:aink="http://schemas.microsoft.com/office/drawing/2016/ink" xmlns:am3d="http://schemas.microsoft.com/office/drawing/2017/model3d" xmlns:o="urn:schemas-microsoft-com:office:office" xmlns:oel="http://schemas.microsoft.com/office/2019/extlst" xmlns:r="http://schemas.openxmlformats.org/officeDocument/2006/relationships" xmlns:m="http://schemas.openxmlformats.org/officeDocument/2006/math" xmlns:v="urn:schemas-microsoft-com:vml" xmlns:wp14="http://schemas.microsoft.com/office/word/2010/wordprocessingDrawing" xmlns:wp="http://schemas.openxmlformats.org/drawingml/2006/wordprocessingDrawing" xmlns:w10="urn:schemas-microsoft-com:office:word" xmlns:w="http://schemas.openxmlformats.org/wordprocessingml/2006/main" xmlns:w14="http://schemas.microsoft.com/office/word/2010/wordml" xmlns:w15="http://schemas.microsoft.com/office/word/2012/wordml" xmlns:w16cex="http://schemas.microsoft.com/office/word/2018/wordml/cex" xmlns:w16cid="http://schemas.microsoft.com/office/word/2016/wordml/cid" xmlns:w16="http://schemas.microsoft.com/office/word/2018/wordml" xmlns:w16du="http://schemas.microsoft.com/office/word/2023/wordml/word16du" xmlns:w16sdtdh="http://schemas.microsoft.com/office/word/2020/wordml/sdtdatahash" xmlns:w16sdtfl="http://schemas.microsoft.com/office/word/2024/wordml/sdtformatlock" xmlns:w16se="http://schemas.microsoft.com/office/word/2015/wordml/symex" xmlns:wpg="http://schemas.microsoft.com/office/word/2010/wordprocessingGroup" xmlns:wpi="http://schemas.microsoft.com/office/word/2010/wordprocessingInk" xmlns:wne="http://schemas.microsoft.com/office/word/2006/wordml" xmlns:wps="http://schemas.microsoft.com/office/word/2010/wordprocessingShape" mc:Ignorable="w14 w15 w16se w16cid w16 w16cex w16sdtdh w16sdtfl w16du wp14">
+<w:document xmlns:wpc="http://schemas.microsoft.com/office/word/2010/wordprocessingCanvas" xmlns:cx="http://schemas.microsoft.com/office/drawing/2014/chartex" xmlns:cx1="http://schemas.microsoft.com/office/drawing/2015/9/8/chartex" xmlns:cx2="http://schemas.microsoft.com/office/drawing/2015/10/21/chartex" xmlns:cx3="http://schemas.microsoft.com/office/drawing/2016/5/9/chartex" xmlns:cx4="http://schemas.microsoft.com/office/drawing/2016/5/10/chartex" xmlns:cx5="http://schemas.microsoft.com/office/drawing/2016/5/11/chartex" xmlns:cx6="http://schemas.microsoft.com/office/drawing/2016/5/12/chartex" xmlns:cx7="http://schemas.microsoft.com/office/drawing/2016/5/13/chartex" xmlns:cx8="http://schemas.microsoft.com/office/drawing/2016/5/14/chartex" xmlns:mc="http://schemas.openxmlformats.org/markup-compatibility/2006" xmlns:aink="http://schemas.microsoft.com/office/drawing/2016/ink" xmlns:am3d="http://schemas.microsoft.com/office/drawing/2017/model3d" xmlns:o="urn:schemas-microsoft-com:office:office" xmlns:oel="http://schemas.microsoft.com/office/2019/extlst" xmlns:r="http://schemas.openxmlformats.org/officeDocument/2006/relationships" xmlns:m="http://schemas.openxmlformats.org/officeDocument/2006/math" xmlns:v="urn:schemas-microsoft-com:vml" xmlns:wp14="http://schemas.microsoft.com/office/word/2010/wordprocessingDrawing" xmlns:wp="http://schemas.openxmlformats.org/drawingml/2006/wordprocessingDrawing" xmlns:w10="urn:schemas-microsoft-com:office:word" xmlns:w="http://schemas.openxmlformats.org/wordprocessingml/2006/main" xmlns:w14="http://schemas.microsoft.com/office/word/2010/wordml" xmlns:w15="http://schemas.microsoft.com/office/word/2012/wordml" xmlns:w16cex="http://schemas.microsoft.com/office/word/2018/wordml/cex" xmlns:w16cid="http://schemas.microsoft.com/office/word/2016/wordml/cid" xmlns:w16="http://schemas.microsoft.com/office/word/2018/wordml" xmlns:w16sdtdh="http://schemas.microsoft.com/office/word/2020/wordml/sdtdatahash" xmlns:w16se="http://schemas.microsoft.com/office/word/2015/wordml/symex" xmlns:wpg="http://schemas.microsoft.com/office/word/2010/wordprocessingGroup" xmlns:wpi="http://schemas.microsoft.com/office/word/2010/wordprocessingInk" xmlns:wne="http://schemas.microsoft.com/office/word/2006/wordml" xmlns:wps="http://schemas.microsoft.com/office/word/2010/wordprocessingShape" mc:Ignorable="w14 w15 w16se w16cid w16 w16cex w16sdtdh wp14">
   <w:body>
     <w:p>
       <w:pPr>
@@ -410,6 +410,18 @@
           <w:tab w:val="left" w:pos="1119"/>
         </w:tabs>
         <w:spacing w:after="0" w:line="480" w:lineRule="auto"/>
+        <w:contextualSpacing/>
+        <w:rPr>
+          <w:rFonts w:ascii="Times New Roman" w:hAnsi="Times New Roman" w:cs="Times New Roman"/>
+        </w:rPr>
+      </w:pPr>
+    </w:p>
+    <w:p>
+      <w:pPr>
+        <w:tabs>
+          <w:tab w:val="left" w:pos="1119"/>
+        </w:tabs>
+        <w:spacing w:after="0" w:line="480" w:lineRule="auto"/>
         <w:ind w:firstLine="720"/>
         <w:contextualSpacing/>
         <w:rPr>
@@ -429,6 +441,12 @@
           <w:rFonts w:ascii="Times New Roman" w:hAnsi="Times New Roman" w:cs="Times New Roman"/>
         </w:rPr>
       </w:pPr>
+      <w:r>
+        <w:rPr>
+          <w:rFonts w:ascii="Times New Roman" w:hAnsi="Times New Roman" w:cs="Times New Roman"/>
+        </w:rPr>
+        <w:t>Gracias a la integración de estos avances, hoy es posible desarrollar proyectos como Patitas Perdidas, una plataforma digital creada con el propósito de apoyar la búsqueda de mascotas extraviadas en Bogotá D.C. y facilitar la comunicación entre las personas que reportan, encuentran o buscan una mascota y fundaciones de animales.</w:t>
+      </w:r>
     </w:p>
     <w:p>
       <w:pPr>
@@ -455,12 +473,6 @@
           <w:rFonts w:ascii="Times New Roman" w:hAnsi="Times New Roman" w:cs="Times New Roman"/>
         </w:rPr>
       </w:pPr>
-      <w:r>
-        <w:rPr>
-          <w:rFonts w:ascii="Times New Roman" w:hAnsi="Times New Roman" w:cs="Times New Roman"/>
-        </w:rPr>
-        <w:t>Gracias a la integración de estos avances, hoy es posible desarrollar proyectos como Patitas Perdidas, una plataforma digital creada con el propósito de apoyar la búsqueda de mascotas extraviadas en Bogotá D.C. y facilitar la comunicación entre las personas que reportan, encuentran o buscan una mascota y fundaciones de animales.</w:t>
-      </w:r>
     </w:p>
     <w:p>
       <w:pPr>
@@ -487,6 +499,18 @@
           <w:rFonts w:ascii="Times New Roman" w:hAnsi="Times New Roman" w:cs="Times New Roman"/>
         </w:rPr>
       </w:pPr>
+      <w:r>
+        <w:rPr>
+          <w:rFonts w:ascii="Times New Roman" w:hAnsi="Times New Roman" w:cs="Times New Roman"/>
+        </w:rPr>
+        <w:t>En este informe se presenta una revisión de la evolución de las principales tecnologías que hacen posible el desarrollo de este proyecto, mostrando su crecimiento a través del tiempo y la forma en que contribuyen al funcionamiento de aplicaciones web actuales. Además, se incluyen los productos desarrollados durante la actividad, como el mapa mental, la línea de tiempo y el análisis de los aspectos metodológicos de la investigación</w:t>
+      </w:r>
+      <w:r>
+        <w:rPr>
+          <w:rFonts w:ascii="Times New Roman" w:hAnsi="Times New Roman" w:cs="Times New Roman"/>
+        </w:rPr>
+        <w:t>.</w:t>
+      </w:r>
     </w:p>
     <w:p>
       <w:pPr>
@@ -500,25 +524,6 @@
           <w:rFonts w:ascii="Times New Roman" w:hAnsi="Times New Roman" w:cs="Times New Roman"/>
         </w:rPr>
       </w:pPr>
-    </w:p>
-    <w:p>
-      <w:pPr>
-        <w:tabs>
-          <w:tab w:val="left" w:pos="1119"/>
-        </w:tabs>
-        <w:spacing w:after="0" w:line="480" w:lineRule="auto"/>
-        <w:ind w:firstLine="720"/>
-        <w:contextualSpacing/>
-        <w:rPr>
-          <w:rFonts w:ascii="Times New Roman" w:hAnsi="Times New Roman" w:cs="Times New Roman"/>
-        </w:rPr>
-      </w:pPr>
-      <w:r>
-        <w:rPr>
-          <w:rFonts w:ascii="Times New Roman" w:hAnsi="Times New Roman" w:cs="Times New Roman"/>
-        </w:rPr>
-        <w:t>En este informe se presenta una revisión de la evolución de las principales tecnologías que hacen posible el desarrollo de este proyecto, mostrando su crecimiento a través del tiempo y la forma en que contribuyen al funcionamiento de aplicaciones web actuales. Además, se incluyen los productos desarrollados durante la actividad, como el mapa mental, la línea de tiempo y el análisis de los aspectos metodológicos de la investigación.</w:t>
-      </w:r>
     </w:p>
     <w:p>
       <w:pPr>
@@ -579,6 +584,7 @@
     </w:p>
     <w:p>
       <w:pPr>
+        <w:spacing w:line="480" w:lineRule="auto"/>
         <w:ind w:firstLine="708"/>
         <w:rPr>
           <w:rFonts w:ascii="Times New Roman" w:hAnsi="Times New Roman" w:cs="Times New Roman"/>
@@ -593,6 +599,7 @@
     </w:p>
     <w:p>
       <w:pPr>
+        <w:spacing w:line="480" w:lineRule="auto"/>
         <w:ind w:firstLine="708"/>
         <w:rPr>
           <w:rFonts w:ascii="Times New Roman" w:hAnsi="Times New Roman" w:cs="Times New Roman"/>
@@ -601,6 +608,7 @@
     </w:p>
     <w:p>
       <w:pPr>
+        <w:spacing w:line="480" w:lineRule="auto"/>
         <w:ind w:firstLine="708"/>
         <w:rPr>
           <w:rFonts w:ascii="Times New Roman" w:hAnsi="Times New Roman" w:cs="Times New Roman"/>
@@ -609,6 +617,7 @@
     </w:p>
     <w:p>
       <w:pPr>
+        <w:spacing w:line="480" w:lineRule="auto"/>
         <w:ind w:firstLine="708"/>
         <w:rPr>
           <w:rFonts w:ascii="Times New Roman" w:hAnsi="Times New Roman" w:cs="Times New Roman"/>
@@ -623,6 +632,7 @@
     </w:p>
     <w:p>
       <w:pPr>
+        <w:spacing w:line="480" w:lineRule="auto"/>
         <w:ind w:firstLine="708"/>
         <w:rPr>
           <w:rFonts w:ascii="Times New Roman" w:hAnsi="Times New Roman" w:cs="Times New Roman"/>
@@ -631,6 +641,7 @@
     </w:p>
     <w:p>
       <w:pPr>
+        <w:spacing w:line="480" w:lineRule="auto"/>
         <w:ind w:firstLine="708"/>
         <w:rPr>
           <w:rFonts w:ascii="Times New Roman" w:hAnsi="Times New Roman" w:cs="Times New Roman"/>
@@ -639,6 +650,15 @@
     </w:p>
     <w:p>
       <w:pPr>
+        <w:spacing w:line="480" w:lineRule="auto"/>
+        <w:rPr>
+          <w:rFonts w:ascii="Times New Roman" w:hAnsi="Times New Roman" w:cs="Times New Roman"/>
+        </w:rPr>
+      </w:pPr>
+    </w:p>
+    <w:p>
+      <w:pPr>
+        <w:spacing w:line="480" w:lineRule="auto"/>
         <w:ind w:firstLine="708"/>
         <w:jc w:val="center"/>
         <w:rPr>
@@ -653,6 +673,7 @@
           <w:b/>
           <w:bCs/>
         </w:rPr>
+        <w:lastRenderedPageBreak/>
         <w:t>Prompt utilizado</w:t>
       </w:r>
     </w:p>
@@ -661,6 +682,7 @@
         <w:tabs>
           <w:tab w:val="left" w:pos="1642"/>
         </w:tabs>
+        <w:spacing w:line="480" w:lineRule="auto"/>
         <w:ind w:firstLine="708"/>
         <w:rPr>
           <w:rFonts w:ascii="Times New Roman" w:hAnsi="Times New Roman" w:cs="Times New Roman"/>
@@ -688,6 +710,7 @@
         <w:tabs>
           <w:tab w:val="left" w:pos="1999"/>
         </w:tabs>
+        <w:spacing w:line="480" w:lineRule="auto"/>
         <w:ind w:firstLine="708"/>
         <w:rPr>
           <w:rFonts w:ascii="Times New Roman" w:hAnsi="Times New Roman" w:cs="Times New Roman"/>
@@ -718,15 +741,16 @@
         <w:tabs>
           <w:tab w:val="left" w:pos="1999"/>
         </w:tabs>
-        <w:rPr>
-          <w:rFonts w:ascii="Times New Roman" w:hAnsi="Times New Roman" w:cs="Times New Roman"/>
-        </w:rPr>
-      </w:pPr>
-      <w:r>
-        <w:rPr>
-          <w:rFonts w:ascii="Times New Roman" w:hAnsi="Times New Roman" w:cs="Times New Roman"/>
-        </w:rPr>
-        <w:t>Revisa la redacción, ortografía, coherencia y estructura del informe, proponiendo mejoras para cumplir con las normas APA 7 edición.</w:t>
+        <w:spacing w:line="480" w:lineRule="auto"/>
+        <w:rPr>
+          <w:rFonts w:ascii="Times New Roman" w:hAnsi="Times New Roman" w:cs="Times New Roman"/>
+        </w:rPr>
+      </w:pPr>
+      <w:r>
+        <w:rPr>
+          <w:rFonts w:ascii="Times New Roman" w:hAnsi="Times New Roman" w:cs="Times New Roman"/>
+        </w:rPr>
+        <w:t>Verifica si mi informe corresponde con lo pedido o si me falta algún punto clave</w:t>
       </w:r>
     </w:p>
     <w:p>
@@ -739,6 +763,7 @@
         <w:tabs>
           <w:tab w:val="left" w:pos="1999"/>
         </w:tabs>
+        <w:spacing w:line="480" w:lineRule="auto"/>
         <w:rPr>
           <w:rFonts w:ascii="Times New Roman" w:hAnsi="Times New Roman" w:cs="Times New Roman"/>
         </w:rPr>
@@ -752,9 +777,32 @@
     </w:p>
     <w:p>
       <w:pPr>
+        <w:pStyle w:val="Prrafodelista"/>
+        <w:numPr>
+          <w:ilvl w:val="0"/>
+          <w:numId w:val="1"/>
+        </w:numPr>
         <w:tabs>
           <w:tab w:val="left" w:pos="1999"/>
         </w:tabs>
+        <w:spacing w:line="480" w:lineRule="auto"/>
+        <w:rPr>
+          <w:rFonts w:ascii="Times New Roman" w:hAnsi="Times New Roman" w:cs="Times New Roman"/>
+        </w:rPr>
+      </w:pPr>
+      <w:r>
+        <w:rPr>
+          <w:rFonts w:ascii="Times New Roman" w:hAnsi="Times New Roman" w:cs="Times New Roman"/>
+        </w:rPr>
+        <w:t>Ayúdame a revisar el informe, teniendo en cuenta la redacción, ortografía, coherencia, estructura y las normas APA (7.ª edición). Usa los archivos adjuntos para validar la información, sugerir mejoras y apoyar la elaboración o ajuste de las referencias bibliográficas en formato APA 7.</w:t>
+      </w:r>
+    </w:p>
+    <w:p>
+      <w:pPr>
+        <w:tabs>
+          <w:tab w:val="left" w:pos="1999"/>
+        </w:tabs>
+        <w:spacing w:line="480" w:lineRule="auto"/>
         <w:ind w:firstLine="708"/>
         <w:rPr>
           <w:rFonts w:ascii="Times New Roman" w:hAnsi="Times New Roman" w:cs="Times New Roman"/>
@@ -766,6 +814,7 @@
         <w:tabs>
           <w:tab w:val="left" w:pos="1999"/>
         </w:tabs>
+        <w:spacing w:line="480" w:lineRule="auto"/>
         <w:ind w:firstLine="708"/>
         <w:rPr>
           <w:rFonts w:ascii="Times New Roman" w:hAnsi="Times New Roman" w:cs="Times New Roman"/>
@@ -777,6 +826,7 @@
         <w:tabs>
           <w:tab w:val="left" w:pos="1999"/>
         </w:tabs>
+        <w:spacing w:line="480" w:lineRule="auto"/>
         <w:ind w:firstLine="708"/>
         <w:rPr>
           <w:rFonts w:ascii="Times New Roman" w:hAnsi="Times New Roman" w:cs="Times New Roman"/>
@@ -788,6 +838,7 @@
         <w:tabs>
           <w:tab w:val="left" w:pos="1999"/>
         </w:tabs>
+        <w:spacing w:line="480" w:lineRule="auto"/>
         <w:ind w:firstLine="708"/>
         <w:rPr>
           <w:rFonts w:ascii="Times New Roman" w:hAnsi="Times New Roman" w:cs="Times New Roman"/>
@@ -796,37 +847,53 @@
     </w:p>
     <w:p>
       <w:pPr>
+        <w:tabs>
+          <w:tab w:val="left" w:pos="1999"/>
+        </w:tabs>
+        <w:spacing w:line="480" w:lineRule="auto"/>
         <w:ind w:firstLine="708"/>
-        <w:jc w:val="center"/>
-        <w:rPr>
-          <w:rFonts w:ascii="Times New Roman" w:hAnsi="Times New Roman" w:cs="Times New Roman"/>
-          <w:b/>
-          <w:bCs/>
-        </w:rPr>
-      </w:pPr>
-      <w:r>
-        <w:rPr>
-          <w:rFonts w:ascii="Times New Roman" w:hAnsi="Times New Roman" w:cs="Times New Roman"/>
-          <w:b/>
-          <w:bCs/>
-        </w:rPr>
+        <w:rPr>
+          <w:rFonts w:ascii="Times New Roman" w:hAnsi="Times New Roman" w:cs="Times New Roman"/>
+        </w:rPr>
+      </w:pPr>
+    </w:p>
+    <w:p>
+      <w:pPr>
+        <w:tabs>
+          <w:tab w:val="left" w:pos="1999"/>
+        </w:tabs>
+        <w:spacing w:line="480" w:lineRule="auto"/>
+        <w:ind w:firstLine="708"/>
+        <w:rPr>
+          <w:rFonts w:ascii="Times New Roman" w:hAnsi="Times New Roman" w:cs="Times New Roman"/>
+        </w:rPr>
+      </w:pPr>
+    </w:p>
+    <w:p>
+      <w:pPr>
+        <w:spacing w:line="480" w:lineRule="auto"/>
+        <w:ind w:firstLine="708"/>
+        <w:jc w:val="center"/>
+        <w:rPr>
+          <w:rFonts w:ascii="Times New Roman" w:hAnsi="Times New Roman" w:cs="Times New Roman"/>
+          <w:b/>
+          <w:bCs/>
+        </w:rPr>
+      </w:pPr>
+      <w:r>
+        <w:rPr>
+          <w:rFonts w:ascii="Times New Roman" w:hAnsi="Times New Roman" w:cs="Times New Roman"/>
+          <w:b/>
+          <w:bCs/>
+        </w:rPr>
+        <w:lastRenderedPageBreak/>
         <w:t>Material extraído</w:t>
       </w:r>
     </w:p>
     <w:p>
       <w:pPr>
+        <w:spacing w:line="480" w:lineRule="auto"/>
         <w:ind w:firstLine="708"/>
-        <w:jc w:val="center"/>
-        <w:rPr>
-          <w:rFonts w:ascii="Times New Roman" w:hAnsi="Times New Roman" w:cs="Times New Roman"/>
-          <w:b/>
-          <w:bCs/>
-        </w:rPr>
-      </w:pPr>
-    </w:p>
-    <w:p>
-      <w:pPr>
-        <w:ind w:firstLine="708"/>
         <w:rPr>
           <w:rFonts w:ascii="Times New Roman" w:hAnsi="Times New Roman" w:cs="Times New Roman"/>
           <w:b/>
@@ -844,6 +911,7 @@
     </w:p>
     <w:p>
       <w:pPr>
+        <w:spacing w:line="480" w:lineRule="auto"/>
         <w:ind w:firstLine="708"/>
         <w:rPr>
           <w:rFonts w:ascii="Times New Roman" w:hAnsi="Times New Roman" w:cs="Times New Roman"/>
@@ -922,6 +990,7 @@
     </w:p>
     <w:p>
       <w:pPr>
+        <w:spacing w:line="480" w:lineRule="auto"/>
         <w:ind w:firstLine="708"/>
         <w:rPr>
           <w:rFonts w:ascii="Times New Roman" w:hAnsi="Times New Roman" w:cs="Times New Roman"/>
@@ -933,6 +1002,7 @@
     </w:p>
     <w:p>
       <w:pPr>
+        <w:spacing w:line="480" w:lineRule="auto"/>
         <w:ind w:firstLine="708"/>
         <w:rPr>
           <w:rFonts w:ascii="Times New Roman" w:hAnsi="Times New Roman" w:cs="Times New Roman"/>
@@ -943,6 +1013,17 @@
     </w:p>
     <w:p>
       <w:pPr>
+        <w:spacing w:line="480" w:lineRule="auto"/>
+        <w:rPr>
+          <w:rFonts w:ascii="Times New Roman" w:hAnsi="Times New Roman" w:cs="Times New Roman"/>
+          <w:b/>
+          <w:bCs/>
+        </w:rPr>
+      </w:pPr>
+    </w:p>
+    <w:p>
+      <w:pPr>
+        <w:spacing w:line="480" w:lineRule="auto"/>
         <w:ind w:firstLine="708"/>
         <w:rPr>
           <w:rFonts w:ascii="Times New Roman" w:hAnsi="Times New Roman" w:cs="Times New Roman"/>
@@ -950,9 +1031,19 @@
           <w:bCs/>
         </w:rPr>
       </w:pPr>
-    </w:p>
-    <w:p>
-      <w:pPr>
+      <w:r>
+        <w:rPr>
+          <w:rFonts w:ascii="Times New Roman" w:hAnsi="Times New Roman" w:cs="Times New Roman"/>
+          <w:b/>
+          <w:bCs/>
+        </w:rPr>
+        <w:lastRenderedPageBreak/>
+        <w:t>Línea de tiempo</w:t>
+      </w:r>
+    </w:p>
+    <w:p>
+      <w:pPr>
+        <w:spacing w:line="480" w:lineRule="auto"/>
         <w:ind w:firstLine="708"/>
         <w:rPr>
           <w:rFonts w:ascii="Times New Roman" w:hAnsi="Times New Roman" w:cs="Times New Roman"/>
@@ -963,43 +1054,7 @@
     </w:p>
     <w:p>
       <w:pPr>
-        <w:rPr>
-          <w:rFonts w:ascii="Times New Roman" w:hAnsi="Times New Roman" w:cs="Times New Roman"/>
-          <w:b/>
-          <w:bCs/>
-        </w:rPr>
-      </w:pPr>
-    </w:p>
-    <w:p>
-      <w:pPr>
-        <w:ind w:firstLine="708"/>
-        <w:rPr>
-          <w:rFonts w:ascii="Times New Roman" w:hAnsi="Times New Roman" w:cs="Times New Roman"/>
-          <w:b/>
-          <w:bCs/>
-        </w:rPr>
-      </w:pPr>
-      <w:r>
-        <w:rPr>
-          <w:rFonts w:ascii="Times New Roman" w:hAnsi="Times New Roman" w:cs="Times New Roman"/>
-          <w:b/>
-          <w:bCs/>
-        </w:rPr>
-        <w:t>Línea de tiempo</w:t>
-      </w:r>
-    </w:p>
-    <w:p>
-      <w:pPr>
-        <w:ind w:firstLine="708"/>
-        <w:rPr>
-          <w:rFonts w:ascii="Times New Roman" w:hAnsi="Times New Roman" w:cs="Times New Roman"/>
-          <w:b/>
-          <w:bCs/>
-        </w:rPr>
-      </w:pPr>
-    </w:p>
-    <w:p>
-      <w:pPr>
+        <w:spacing w:line="480" w:lineRule="auto"/>
         <w:ind w:firstLine="708"/>
         <w:rPr>
           <w:rFonts w:ascii="Times New Roman" w:hAnsi="Times New Roman" w:cs="Times New Roman"/>
@@ -1075,57 +1130,71 @@
     </w:p>
     <w:p>
       <w:pPr>
-        <w:rPr>
-          <w:rFonts w:ascii="Times New Roman" w:hAnsi="Times New Roman" w:cs="Times New Roman"/>
-        </w:rPr>
-      </w:pPr>
-    </w:p>
-    <w:p>
-      <w:pPr>
-        <w:rPr>
-          <w:rFonts w:ascii="Times New Roman" w:hAnsi="Times New Roman" w:cs="Times New Roman"/>
-        </w:rPr>
-      </w:pPr>
-    </w:p>
-    <w:p>
-      <w:pPr>
-        <w:rPr>
-          <w:rFonts w:ascii="Times New Roman" w:hAnsi="Times New Roman" w:cs="Times New Roman"/>
-        </w:rPr>
-      </w:pPr>
-    </w:p>
-    <w:p>
-      <w:pPr>
-        <w:rPr>
-          <w:rFonts w:ascii="Times New Roman" w:hAnsi="Times New Roman" w:cs="Times New Roman"/>
-        </w:rPr>
-      </w:pPr>
-    </w:p>
-    <w:p>
-      <w:pPr>
-        <w:rPr>
-          <w:rFonts w:ascii="Times New Roman" w:hAnsi="Times New Roman" w:cs="Times New Roman"/>
-        </w:rPr>
-      </w:pPr>
-    </w:p>
-    <w:p>
-      <w:pPr>
-        <w:rPr>
-          <w:rFonts w:ascii="Times New Roman" w:hAnsi="Times New Roman" w:cs="Times New Roman"/>
-        </w:rPr>
-      </w:pPr>
-    </w:p>
-    <w:p>
-      <w:pPr>
-        <w:rPr>
-          <w:rFonts w:ascii="Times New Roman" w:hAnsi="Times New Roman" w:cs="Times New Roman"/>
-          <w:b/>
-          <w:bCs/>
-        </w:rPr>
-      </w:pPr>
-    </w:p>
-    <w:p>
-      <w:pPr>
+        <w:spacing w:line="480" w:lineRule="auto"/>
+        <w:rPr>
+          <w:rFonts w:ascii="Times New Roman" w:hAnsi="Times New Roman" w:cs="Times New Roman"/>
+        </w:rPr>
+      </w:pPr>
+    </w:p>
+    <w:p>
+      <w:pPr>
+        <w:spacing w:line="480" w:lineRule="auto"/>
+        <w:rPr>
+          <w:rFonts w:ascii="Times New Roman" w:hAnsi="Times New Roman" w:cs="Times New Roman"/>
+        </w:rPr>
+      </w:pPr>
+    </w:p>
+    <w:p>
+      <w:pPr>
+        <w:spacing w:line="480" w:lineRule="auto"/>
+        <w:rPr>
+          <w:rFonts w:ascii="Times New Roman" w:hAnsi="Times New Roman" w:cs="Times New Roman"/>
+        </w:rPr>
+      </w:pPr>
+    </w:p>
+    <w:p>
+      <w:pPr>
+        <w:spacing w:line="480" w:lineRule="auto"/>
+        <w:rPr>
+          <w:rFonts w:ascii="Times New Roman" w:hAnsi="Times New Roman" w:cs="Times New Roman"/>
+          <w:b/>
+          <w:bCs/>
+        </w:rPr>
+      </w:pPr>
+    </w:p>
+    <w:p>
+      <w:pPr>
+        <w:spacing w:line="480" w:lineRule="auto"/>
+        <w:rPr>
+          <w:rFonts w:ascii="Times New Roman" w:hAnsi="Times New Roman" w:cs="Times New Roman"/>
+          <w:b/>
+          <w:bCs/>
+        </w:rPr>
+      </w:pPr>
+    </w:p>
+    <w:p>
+      <w:pPr>
+        <w:spacing w:line="480" w:lineRule="auto"/>
+        <w:rPr>
+          <w:rFonts w:ascii="Times New Roman" w:hAnsi="Times New Roman" w:cs="Times New Roman"/>
+          <w:b/>
+          <w:bCs/>
+        </w:rPr>
+      </w:pPr>
+    </w:p>
+    <w:p>
+      <w:pPr>
+        <w:spacing w:line="480" w:lineRule="auto"/>
+        <w:rPr>
+          <w:rFonts w:ascii="Times New Roman" w:hAnsi="Times New Roman" w:cs="Times New Roman"/>
+          <w:b/>
+          <w:bCs/>
+        </w:rPr>
+      </w:pPr>
+    </w:p>
+    <w:p>
+      <w:pPr>
+        <w:spacing w:line="480" w:lineRule="auto"/>
         <w:jc w:val="center"/>
         <w:rPr>
           <w:rFonts w:ascii="Times New Roman" w:hAnsi="Times New Roman" w:cs="Times New Roman"/>
@@ -1148,6 +1217,7 @@
         <w:tabs>
           <w:tab w:val="left" w:pos="1080"/>
         </w:tabs>
+        <w:spacing w:line="480" w:lineRule="auto"/>
         <w:rPr>
           <w:rFonts w:ascii="Times New Roman" w:hAnsi="Times New Roman" w:cs="Times New Roman"/>
         </w:rPr>
@@ -1170,6 +1240,7 @@
         <w:tabs>
           <w:tab w:val="left" w:pos="1080"/>
         </w:tabs>
+        <w:spacing w:line="480" w:lineRule="auto"/>
         <w:rPr>
           <w:rFonts w:ascii="Times New Roman" w:hAnsi="Times New Roman" w:cs="Times New Roman"/>
         </w:rPr>
@@ -1186,6 +1257,7 @@
         <w:tabs>
           <w:tab w:val="left" w:pos="1080"/>
         </w:tabs>
+        <w:spacing w:line="480" w:lineRule="auto"/>
         <w:rPr>
           <w:rFonts w:ascii="Times New Roman" w:hAnsi="Times New Roman" w:cs="Times New Roman"/>
         </w:rPr>
@@ -1202,6 +1274,7 @@
         <w:tabs>
           <w:tab w:val="left" w:pos="1080"/>
         </w:tabs>
+        <w:spacing w:line="480" w:lineRule="auto"/>
         <w:rPr>
           <w:rFonts w:ascii="Times New Roman" w:hAnsi="Times New Roman" w:cs="Times New Roman"/>
         </w:rPr>
@@ -1212,6 +1285,7 @@
         <w:tabs>
           <w:tab w:val="left" w:pos="1080"/>
         </w:tabs>
+        <w:spacing w:line="480" w:lineRule="auto"/>
         <w:ind w:left="1080"/>
         <w:rPr>
           <w:rFonts w:ascii="Times New Roman" w:hAnsi="Times New Roman" w:cs="Times New Roman"/>
@@ -1229,6 +1303,7 @@
         <w:tabs>
           <w:tab w:val="left" w:pos="1080"/>
         </w:tabs>
+        <w:spacing w:line="480" w:lineRule="auto"/>
         <w:rPr>
           <w:rFonts w:ascii="Times New Roman" w:hAnsi="Times New Roman" w:cs="Times New Roman"/>
         </w:rPr>
@@ -1245,6 +1320,7 @@
         <w:tabs>
           <w:tab w:val="left" w:pos="1080"/>
         </w:tabs>
+        <w:spacing w:line="480" w:lineRule="auto"/>
         <w:rPr>
           <w:rFonts w:ascii="Times New Roman" w:hAnsi="Times New Roman" w:cs="Times New Roman"/>
         </w:rPr>
@@ -1261,6 +1337,7 @@
         <w:tabs>
           <w:tab w:val="left" w:pos="1080"/>
         </w:tabs>
+        <w:spacing w:line="480" w:lineRule="auto"/>
         <w:rPr>
           <w:rFonts w:ascii="Times New Roman" w:hAnsi="Times New Roman" w:cs="Times New Roman"/>
         </w:rPr>
@@ -1271,6 +1348,7 @@
         <w:tabs>
           <w:tab w:val="left" w:pos="1080"/>
         </w:tabs>
+        <w:spacing w:line="480" w:lineRule="auto"/>
         <w:ind w:left="1080"/>
         <w:rPr>
           <w:rFonts w:ascii="Times New Roman" w:hAnsi="Times New Roman" w:cs="Times New Roman"/>
@@ -1288,6 +1366,7 @@
         <w:tabs>
           <w:tab w:val="left" w:pos="1080"/>
         </w:tabs>
+        <w:spacing w:line="480" w:lineRule="auto"/>
         <w:rPr>
           <w:rFonts w:ascii="Times New Roman" w:hAnsi="Times New Roman" w:cs="Times New Roman"/>
         </w:rPr>
@@ -1304,6 +1383,7 @@
         <w:tabs>
           <w:tab w:val="left" w:pos="1080"/>
         </w:tabs>
+        <w:spacing w:line="480" w:lineRule="auto"/>
         <w:rPr>
           <w:rFonts w:ascii="Times New Roman" w:hAnsi="Times New Roman" w:cs="Times New Roman"/>
         </w:rPr>
@@ -1320,6 +1400,7 @@
         <w:tabs>
           <w:tab w:val="left" w:pos="1080"/>
         </w:tabs>
+        <w:spacing w:line="480" w:lineRule="auto"/>
         <w:rPr>
           <w:rFonts w:ascii="Times New Roman" w:hAnsi="Times New Roman" w:cs="Times New Roman"/>
         </w:rPr>
@@ -1330,6 +1411,7 @@
         <w:tabs>
           <w:tab w:val="left" w:pos="1080"/>
         </w:tabs>
+        <w:spacing w:line="480" w:lineRule="auto"/>
         <w:ind w:left="1080"/>
         <w:rPr>
           <w:rFonts w:ascii="Times New Roman" w:hAnsi="Times New Roman" w:cs="Times New Roman"/>
@@ -1339,6 +1421,7 @@
         <w:rPr>
           <w:rFonts w:ascii="Times New Roman" w:hAnsi="Times New Roman" w:cs="Times New Roman"/>
         </w:rPr>
+        <w:lastRenderedPageBreak/>
         <w:t>4. ¿Qué instrumento de investigación aplicará?</w:t>
       </w:r>
     </w:p>
@@ -1347,6 +1430,7 @@
         <w:tabs>
           <w:tab w:val="left" w:pos="1080"/>
         </w:tabs>
+        <w:spacing w:line="480" w:lineRule="auto"/>
         <w:rPr>
           <w:rFonts w:ascii="Times New Roman" w:hAnsi="Times New Roman" w:cs="Times New Roman"/>
         </w:rPr>
@@ -1363,6 +1447,7 @@
         <w:tabs>
           <w:tab w:val="left" w:pos="1080"/>
         </w:tabs>
+        <w:spacing w:line="480" w:lineRule="auto"/>
         <w:rPr>
           <w:rFonts w:ascii="Times New Roman" w:hAnsi="Times New Roman" w:cs="Times New Roman"/>
         </w:rPr>
@@ -1379,6 +1464,7 @@
         <w:tabs>
           <w:tab w:val="left" w:pos="1080"/>
         </w:tabs>
+        <w:spacing w:line="480" w:lineRule="auto"/>
         <w:rPr>
           <w:rFonts w:ascii="Times New Roman" w:hAnsi="Times New Roman" w:cs="Times New Roman"/>
         </w:rPr>
@@ -1389,6 +1475,7 @@
         <w:tabs>
           <w:tab w:val="left" w:pos="1080"/>
         </w:tabs>
+        <w:spacing w:line="480" w:lineRule="auto"/>
         <w:ind w:left="1080"/>
         <w:rPr>
           <w:rFonts w:ascii="Times New Roman" w:hAnsi="Times New Roman" w:cs="Times New Roman"/>
@@ -1406,6 +1493,7 @@
         <w:tabs>
           <w:tab w:val="left" w:pos="1080"/>
         </w:tabs>
+        <w:spacing w:line="480" w:lineRule="auto"/>
         <w:rPr>
           <w:rFonts w:ascii="Times New Roman" w:hAnsi="Times New Roman" w:cs="Times New Roman"/>
         </w:rPr>
@@ -1422,6 +1510,7 @@
         <w:tabs>
           <w:tab w:val="left" w:pos="1080"/>
         </w:tabs>
+        <w:spacing w:line="480" w:lineRule="auto"/>
         <w:rPr>
           <w:rFonts w:ascii="Times New Roman" w:hAnsi="Times New Roman" w:cs="Times New Roman"/>
         </w:rPr>
@@ -1433,8 +1522,640 @@
         <w:t>El alcance de la investigación sería descriptivo, debido a que busca identificar y explicar la evolución de diferentes tecnologías y su aporte al desarrollo de plataformas digitales orientadas a la búsqueda y localización de mascotas.</w:t>
       </w:r>
     </w:p>
+    <w:p>
+      <w:pPr>
+        <w:rPr>
+          <w:rFonts w:ascii="Times New Roman" w:hAnsi="Times New Roman" w:cs="Times New Roman"/>
+        </w:rPr>
+      </w:pPr>
+    </w:p>
+    <w:p>
+      <w:pPr>
+        <w:rPr>
+          <w:rFonts w:ascii="Times New Roman" w:hAnsi="Times New Roman" w:cs="Times New Roman"/>
+        </w:rPr>
+      </w:pPr>
+    </w:p>
+    <w:p>
+      <w:pPr>
+        <w:rPr>
+          <w:rFonts w:ascii="Times New Roman" w:hAnsi="Times New Roman" w:cs="Times New Roman"/>
+        </w:rPr>
+      </w:pPr>
+    </w:p>
+    <w:p>
+      <w:pPr>
+        <w:rPr>
+          <w:rFonts w:ascii="Times New Roman" w:hAnsi="Times New Roman" w:cs="Times New Roman"/>
+        </w:rPr>
+      </w:pPr>
+    </w:p>
+    <w:p>
+      <w:pPr>
+        <w:rPr>
+          <w:rFonts w:ascii="Times New Roman" w:hAnsi="Times New Roman" w:cs="Times New Roman"/>
+        </w:rPr>
+      </w:pPr>
+    </w:p>
+    <w:p>
+      <w:pPr>
+        <w:rPr>
+          <w:rFonts w:ascii="Times New Roman" w:hAnsi="Times New Roman" w:cs="Times New Roman"/>
+        </w:rPr>
+      </w:pPr>
+    </w:p>
+    <w:p>
+      <w:pPr>
+        <w:rPr>
+          <w:rFonts w:ascii="Times New Roman" w:hAnsi="Times New Roman" w:cs="Times New Roman"/>
+        </w:rPr>
+      </w:pPr>
+    </w:p>
+    <w:p>
+      <w:pPr>
+        <w:rPr>
+          <w:rFonts w:ascii="Times New Roman" w:hAnsi="Times New Roman" w:cs="Times New Roman"/>
+        </w:rPr>
+      </w:pPr>
+    </w:p>
+    <w:p>
+      <w:pPr>
+        <w:rPr>
+          <w:rFonts w:ascii="Times New Roman" w:hAnsi="Times New Roman" w:cs="Times New Roman"/>
+        </w:rPr>
+      </w:pPr>
+    </w:p>
+    <w:p>
+      <w:pPr>
+        <w:rPr>
+          <w:rFonts w:ascii="Times New Roman" w:hAnsi="Times New Roman" w:cs="Times New Roman"/>
+        </w:rPr>
+      </w:pPr>
+    </w:p>
+    <w:p>
+      <w:pPr>
+        <w:rPr>
+          <w:rFonts w:ascii="Times New Roman" w:hAnsi="Times New Roman" w:cs="Times New Roman"/>
+        </w:rPr>
+      </w:pPr>
+    </w:p>
+    <w:p>
+      <w:pPr>
+        <w:rPr>
+          <w:rFonts w:ascii="Times New Roman" w:hAnsi="Times New Roman" w:cs="Times New Roman"/>
+        </w:rPr>
+      </w:pPr>
+    </w:p>
+    <w:p>
+      <w:pPr>
+        <w:rPr>
+          <w:rFonts w:ascii="Times New Roman" w:hAnsi="Times New Roman" w:cs="Times New Roman"/>
+        </w:rPr>
+      </w:pPr>
+    </w:p>
+    <w:p>
+      <w:pPr>
+        <w:jc w:val="center"/>
+        <w:rPr>
+          <w:rFonts w:ascii="Times New Roman" w:hAnsi="Times New Roman" w:cs="Times New Roman"/>
+          <w:b/>
+          <w:bCs/>
+        </w:rPr>
+      </w:pPr>
+      <w:r>
+        <w:rPr>
+          <w:rFonts w:ascii="Times New Roman" w:hAnsi="Times New Roman" w:cs="Times New Roman"/>
+          <w:b/>
+          <w:bCs/>
+        </w:rPr>
+        <w:lastRenderedPageBreak/>
+        <w:t># Referencias</w:t>
+      </w:r>
+    </w:p>
+    <w:p>
+      <w:pPr>
+        <w:jc w:val="center"/>
+        <w:rPr>
+          <w:rFonts w:ascii="Times New Roman" w:hAnsi="Times New Roman" w:cs="Times New Roman"/>
+          <w:b/>
+          <w:bCs/>
+        </w:rPr>
+      </w:pPr>
+    </w:p>
+    <w:p>
+      <w:pPr>
+        <w:jc w:val="center"/>
+        <w:rPr>
+          <w:rFonts w:ascii="Times New Roman" w:hAnsi="Times New Roman" w:cs="Times New Roman"/>
+          <w:b/>
+          <w:bCs/>
+        </w:rPr>
+      </w:pPr>
+      <w:r>
+        <w:rPr>
+          <w:rFonts w:ascii="Times New Roman" w:hAnsi="Times New Roman" w:cs="Times New Roman"/>
+          <w:b/>
+          <w:bCs/>
+        </w:rPr>
+        <w:t xml:space="preserve">Computer History Museum. (s.f.). *Who invented the </w:t>
+      </w:r>
+      <w:r>
+        <w:rPr>
+          <w:rFonts w:ascii="Times New Roman" w:hAnsi="Times New Roman" w:cs="Times New Roman"/>
+          <w:b/>
+          <w:bCs/>
+        </w:rPr>
+        <w:t>microprocessor? *</w:t>
+      </w:r>
+      <w:r>
+        <w:rPr>
+          <w:rFonts w:ascii="Times New Roman" w:hAnsi="Times New Roman" w:cs="Times New Roman"/>
+          <w:b/>
+          <w:bCs/>
+        </w:rPr>
+        <w:t xml:space="preserve"> </w:t>
+      </w:r>
+      <w:hyperlink r:id="rId10" w:history="1">
+        <w:r>
+          <w:rPr>
+            <w:rStyle w:val="Hipervnculo"/>
+            <w:rFonts w:ascii="Times New Roman" w:hAnsi="Times New Roman" w:cs="Times New Roman"/>
+            <w:b/>
+            <w:bCs/>
+          </w:rPr>
+          <w:t>https://computerhistory.org/blog/who-inv</w:t>
+        </w:r>
+        <w:r>
+          <w:rPr>
+            <w:rStyle w:val="Hipervnculo"/>
+            <w:rFonts w:ascii="Times New Roman" w:hAnsi="Times New Roman" w:cs="Times New Roman"/>
+            <w:b/>
+            <w:bCs/>
+          </w:rPr>
+          <w:t>e</w:t>
+        </w:r>
+        <w:r>
+          <w:rPr>
+            <w:rStyle w:val="Hipervnculo"/>
+            <w:rFonts w:ascii="Times New Roman" w:hAnsi="Times New Roman" w:cs="Times New Roman"/>
+            <w:b/>
+            <w:bCs/>
+          </w:rPr>
+          <w:t>nted-the-microprocessor/</w:t>
+        </w:r>
+      </w:hyperlink>
+    </w:p>
+    <w:p>
+      <w:pPr>
+        <w:rPr>
+          <w:rFonts w:ascii="Times New Roman" w:hAnsi="Times New Roman" w:cs="Times New Roman"/>
+          <w:b/>
+          <w:bCs/>
+        </w:rPr>
+      </w:pPr>
+    </w:p>
+    <w:p>
+      <w:pPr>
+        <w:jc w:val="center"/>
+        <w:rPr>
+          <w:rFonts w:ascii="Times New Roman" w:hAnsi="Times New Roman" w:cs="Times New Roman"/>
+          <w:b/>
+          <w:bCs/>
+        </w:rPr>
+      </w:pPr>
+      <w:r>
+        <w:rPr>
+          <w:rFonts w:ascii="Times New Roman" w:hAnsi="Times New Roman" w:cs="Times New Roman"/>
+          <w:b/>
+          <w:bCs/>
+        </w:rPr>
+        <w:t>Concepto. De</w:t>
+      </w:r>
+      <w:r>
+        <w:rPr>
+          <w:rFonts w:ascii="Times New Roman" w:hAnsi="Times New Roman" w:cs="Times New Roman"/>
+          <w:b/>
+          <w:bCs/>
+        </w:rPr>
+        <w:t xml:space="preserve">. (s.f.). *Historia de la computadora*. </w:t>
+      </w:r>
+      <w:hyperlink r:id="rId11" w:history="1">
+        <w:r>
+          <w:rPr>
+            <w:rStyle w:val="Hipervnculo"/>
+            <w:rFonts w:ascii="Times New Roman" w:hAnsi="Times New Roman" w:cs="Times New Roman"/>
+            <w:b/>
+            <w:bCs/>
+          </w:rPr>
+          <w:t>https://c</w:t>
+        </w:r>
+        <w:r>
+          <w:rPr>
+            <w:rStyle w:val="Hipervnculo"/>
+            <w:rFonts w:ascii="Times New Roman" w:hAnsi="Times New Roman" w:cs="Times New Roman"/>
+            <w:b/>
+            <w:bCs/>
+          </w:rPr>
+          <w:t>o</w:t>
+        </w:r>
+        <w:r>
+          <w:rPr>
+            <w:rStyle w:val="Hipervnculo"/>
+            <w:rFonts w:ascii="Times New Roman" w:hAnsi="Times New Roman" w:cs="Times New Roman"/>
+            <w:b/>
+            <w:bCs/>
+          </w:rPr>
+          <w:t>ncepto.de/historia-de-la-computadora/</w:t>
+        </w:r>
+      </w:hyperlink>
+    </w:p>
+    <w:p>
+      <w:pPr>
+        <w:rPr>
+          <w:rFonts w:ascii="Times New Roman" w:hAnsi="Times New Roman" w:cs="Times New Roman"/>
+          <w:b/>
+          <w:bCs/>
+        </w:rPr>
+      </w:pPr>
+    </w:p>
+    <w:p>
+      <w:pPr>
+        <w:jc w:val="center"/>
+        <w:rPr>
+          <w:rFonts w:ascii="Times New Roman" w:hAnsi="Times New Roman" w:cs="Times New Roman"/>
+          <w:b/>
+          <w:bCs/>
+        </w:rPr>
+      </w:pPr>
+      <w:r>
+        <w:rPr>
+          <w:rFonts w:ascii="Times New Roman" w:hAnsi="Times New Roman" w:cs="Times New Roman"/>
+          <w:b/>
+          <w:bCs/>
+        </w:rPr>
+        <w:t>Concepto. De</w:t>
+      </w:r>
+      <w:r>
+        <w:rPr>
+          <w:rFonts w:ascii="Times New Roman" w:hAnsi="Times New Roman" w:cs="Times New Roman"/>
+          <w:b/>
+          <w:bCs/>
+        </w:rPr>
+        <w:t xml:space="preserve">. (s.f.). *Historia del teléfono*. </w:t>
+      </w:r>
+      <w:hyperlink r:id="rId12" w:history="1">
+        <w:r>
+          <w:rPr>
+            <w:rStyle w:val="Hipervnculo"/>
+            <w:rFonts w:ascii="Times New Roman" w:hAnsi="Times New Roman" w:cs="Times New Roman"/>
+            <w:b/>
+            <w:bCs/>
+          </w:rPr>
+          <w:t>https://concepto.de</w:t>
+        </w:r>
+        <w:r>
+          <w:rPr>
+            <w:rStyle w:val="Hipervnculo"/>
+            <w:rFonts w:ascii="Times New Roman" w:hAnsi="Times New Roman" w:cs="Times New Roman"/>
+            <w:b/>
+            <w:bCs/>
+          </w:rPr>
+          <w:t>/</w:t>
+        </w:r>
+        <w:r>
+          <w:rPr>
+            <w:rStyle w:val="Hipervnculo"/>
+            <w:rFonts w:ascii="Times New Roman" w:hAnsi="Times New Roman" w:cs="Times New Roman"/>
+            <w:b/>
+            <w:bCs/>
+          </w:rPr>
+          <w:t>historia-del-telefono/</w:t>
+        </w:r>
+      </w:hyperlink>
+    </w:p>
+    <w:p>
+      <w:pPr>
+        <w:rPr>
+          <w:rFonts w:ascii="Times New Roman" w:hAnsi="Times New Roman" w:cs="Times New Roman"/>
+          <w:b/>
+          <w:bCs/>
+        </w:rPr>
+      </w:pPr>
+    </w:p>
+    <w:p>
+      <w:pPr>
+        <w:jc w:val="center"/>
+        <w:rPr>
+          <w:rFonts w:ascii="Times New Roman" w:hAnsi="Times New Roman" w:cs="Times New Roman"/>
+          <w:b/>
+          <w:bCs/>
+        </w:rPr>
+      </w:pPr>
+      <w:r>
+        <w:rPr>
+          <w:rFonts w:ascii="Times New Roman" w:hAnsi="Times New Roman" w:cs="Times New Roman"/>
+          <w:b/>
+          <w:bCs/>
+        </w:rPr>
+        <w:t xml:space="preserve">Geoawesome. (s.f.). *Who invented the </w:t>
+      </w:r>
+      <w:r>
+        <w:rPr>
+          <w:rFonts w:ascii="Times New Roman" w:hAnsi="Times New Roman" w:cs="Times New Roman"/>
+          <w:b/>
+          <w:bCs/>
+        </w:rPr>
+        <w:t>GPS? *</w:t>
+      </w:r>
+      <w:r>
+        <w:rPr>
+          <w:rFonts w:ascii="Times New Roman" w:hAnsi="Times New Roman" w:cs="Times New Roman"/>
+          <w:b/>
+          <w:bCs/>
+        </w:rPr>
+        <w:t xml:space="preserve"> </w:t>
+      </w:r>
+      <w:hyperlink r:id="rId13" w:history="1">
+        <w:r>
+          <w:rPr>
+            <w:rStyle w:val="Hipervnculo"/>
+            <w:rFonts w:ascii="Times New Roman" w:hAnsi="Times New Roman" w:cs="Times New Roman"/>
+            <w:b/>
+            <w:bCs/>
+          </w:rPr>
+          <w:t>http</w:t>
+        </w:r>
+        <w:r>
+          <w:rPr>
+            <w:rStyle w:val="Hipervnculo"/>
+            <w:rFonts w:ascii="Times New Roman" w:hAnsi="Times New Roman" w:cs="Times New Roman"/>
+            <w:b/>
+            <w:bCs/>
+          </w:rPr>
+          <w:t>s</w:t>
+        </w:r>
+        <w:r>
+          <w:rPr>
+            <w:rStyle w:val="Hipervnculo"/>
+            <w:rFonts w:ascii="Times New Roman" w:hAnsi="Times New Roman" w:cs="Times New Roman"/>
+            <w:b/>
+            <w:bCs/>
+          </w:rPr>
+          <w:t>://geoawesome.com/eo-hub/who-invented-the-gps/</w:t>
+        </w:r>
+      </w:hyperlink>
+    </w:p>
+    <w:p>
+      <w:pPr>
+        <w:rPr>
+          <w:rFonts w:ascii="Times New Roman" w:hAnsi="Times New Roman" w:cs="Times New Roman"/>
+          <w:b/>
+          <w:bCs/>
+        </w:rPr>
+      </w:pPr>
+    </w:p>
+    <w:p>
+      <w:pPr>
+        <w:jc w:val="center"/>
+        <w:rPr>
+          <w:rFonts w:ascii="Times New Roman" w:hAnsi="Times New Roman" w:cs="Times New Roman"/>
+          <w:b/>
+          <w:bCs/>
+        </w:rPr>
+      </w:pPr>
+      <w:r>
+        <w:rPr>
+          <w:rFonts w:ascii="Times New Roman" w:hAnsi="Times New Roman" w:cs="Times New Roman"/>
+          <w:b/>
+          <w:bCs/>
+        </w:rPr>
+        <w:t xml:space="preserve">Hughes. (s.f.). *Innovación continua: Hughes y la historia de los satélites*. </w:t>
+      </w:r>
+      <w:hyperlink r:id="rId14" w:history="1">
+        <w:r>
+          <w:rPr>
+            <w:rStyle w:val="Hipervnculo"/>
+            <w:rFonts w:ascii="Times New Roman" w:hAnsi="Times New Roman" w:cs="Times New Roman"/>
+            <w:b/>
+            <w:bCs/>
+          </w:rPr>
+          <w:t>https://www.hughes.com/co/recursos/blog/innovacion-continua-hughes-y-la-historia-de-los-sateli</w:t>
+        </w:r>
+        <w:r>
+          <w:rPr>
+            <w:rStyle w:val="Hipervnculo"/>
+            <w:rFonts w:ascii="Times New Roman" w:hAnsi="Times New Roman" w:cs="Times New Roman"/>
+            <w:b/>
+            <w:bCs/>
+          </w:rPr>
+          <w:t>t</w:t>
+        </w:r>
+        <w:r>
+          <w:rPr>
+            <w:rStyle w:val="Hipervnculo"/>
+            <w:rFonts w:ascii="Times New Roman" w:hAnsi="Times New Roman" w:cs="Times New Roman"/>
+            <w:b/>
+            <w:bCs/>
+          </w:rPr>
+          <w:t>es</w:t>
+        </w:r>
+      </w:hyperlink>
+    </w:p>
+    <w:p>
+      <w:pPr>
+        <w:rPr>
+          <w:rFonts w:ascii="Times New Roman" w:hAnsi="Times New Roman" w:cs="Times New Roman"/>
+          <w:b/>
+          <w:bCs/>
+        </w:rPr>
+      </w:pPr>
+    </w:p>
+    <w:p>
+      <w:pPr>
+        <w:jc w:val="center"/>
+        <w:rPr>
+          <w:rFonts w:ascii="Times New Roman" w:hAnsi="Times New Roman" w:cs="Times New Roman"/>
+          <w:b/>
+          <w:bCs/>
+        </w:rPr>
+      </w:pPr>
+      <w:r>
+        <w:rPr>
+          <w:rFonts w:ascii="Times New Roman" w:hAnsi="Times New Roman" w:cs="Times New Roman"/>
+          <w:b/>
+          <w:bCs/>
+        </w:rPr>
+        <w:t xml:space="preserve">Infobae. (2025, 19 de mayo). *Así nació el primer sistema operativo hace 70 años: el padre de Windows, Linux y macOS*. </w:t>
+      </w:r>
+      <w:hyperlink r:id="rId15" w:history="1">
+        <w:r>
+          <w:rPr>
+            <w:rStyle w:val="Hipervnculo"/>
+            <w:rFonts w:ascii="Times New Roman" w:hAnsi="Times New Roman" w:cs="Times New Roman"/>
+            <w:b/>
+            <w:bCs/>
+          </w:rPr>
+          <w:t>https://www.infobae.com/tecno/2025/05/19/asi-nacio-el-primer-sistema-operativo-hace-70</w:t>
+        </w:r>
+        <w:r>
+          <w:rPr>
+            <w:rStyle w:val="Hipervnculo"/>
+            <w:rFonts w:ascii="Times New Roman" w:hAnsi="Times New Roman" w:cs="Times New Roman"/>
+            <w:b/>
+            <w:bCs/>
+          </w:rPr>
+          <w:t>-</w:t>
+        </w:r>
+        <w:r>
+          <w:rPr>
+            <w:rStyle w:val="Hipervnculo"/>
+            <w:rFonts w:ascii="Times New Roman" w:hAnsi="Times New Roman" w:cs="Times New Roman"/>
+            <w:b/>
+            <w:bCs/>
+          </w:rPr>
+          <w:t>anos-el-padre-de-windows-linux-y-macos/</w:t>
+        </w:r>
+      </w:hyperlink>
+    </w:p>
+    <w:p>
+      <w:pPr>
+        <w:rPr>
+          <w:rFonts w:ascii="Times New Roman" w:hAnsi="Times New Roman" w:cs="Times New Roman"/>
+          <w:b/>
+          <w:bCs/>
+        </w:rPr>
+      </w:pPr>
+    </w:p>
+    <w:p>
+      <w:pPr>
+        <w:jc w:val="center"/>
+        <w:rPr>
+          <w:rFonts w:ascii="Times New Roman" w:hAnsi="Times New Roman" w:cs="Times New Roman"/>
+          <w:b/>
+          <w:bCs/>
+        </w:rPr>
+      </w:pPr>
+      <w:r>
+        <w:rPr>
+          <w:rFonts w:ascii="Times New Roman" w:hAnsi="Times New Roman" w:cs="Times New Roman"/>
+          <w:b/>
+          <w:bCs/>
+        </w:rPr>
+        <w:t xml:space="preserve">Recupero Datos. (s.f.). *Discos duros: evolución e historia*. </w:t>
+      </w:r>
+      <w:hyperlink r:id="rId16" w:history="1">
+        <w:r>
+          <w:rPr>
+            <w:rStyle w:val="Hipervnculo"/>
+            <w:rFonts w:ascii="Times New Roman" w:hAnsi="Times New Roman" w:cs="Times New Roman"/>
+            <w:b/>
+            <w:bCs/>
+          </w:rPr>
+          <w:t>https://recuperodatos.com/blog/di</w:t>
+        </w:r>
+        <w:r>
+          <w:rPr>
+            <w:rStyle w:val="Hipervnculo"/>
+            <w:rFonts w:ascii="Times New Roman" w:hAnsi="Times New Roman" w:cs="Times New Roman"/>
+            <w:b/>
+            <w:bCs/>
+          </w:rPr>
+          <w:t>s</w:t>
+        </w:r>
+        <w:r>
+          <w:rPr>
+            <w:rStyle w:val="Hipervnculo"/>
+            <w:rFonts w:ascii="Times New Roman" w:hAnsi="Times New Roman" w:cs="Times New Roman"/>
+            <w:b/>
+            <w:bCs/>
+          </w:rPr>
+          <w:t>cos-rigidos/discos-duros-evolucion-e-historia</w:t>
+        </w:r>
+      </w:hyperlink>
+    </w:p>
+    <w:p>
+      <w:pPr>
+        <w:jc w:val="center"/>
+        <w:rPr>
+          <w:rFonts w:ascii="Times New Roman" w:hAnsi="Times New Roman" w:cs="Times New Roman"/>
+          <w:b/>
+          <w:bCs/>
+        </w:rPr>
+      </w:pPr>
+    </w:p>
+    <w:p>
+      <w:pPr>
+        <w:jc w:val="center"/>
+        <w:rPr>
+          <w:rFonts w:ascii="Times New Roman" w:hAnsi="Times New Roman" w:cs="Times New Roman"/>
+          <w:b/>
+          <w:bCs/>
+        </w:rPr>
+      </w:pPr>
+      <w:r>
+        <w:rPr>
+          <w:rFonts w:ascii="Times New Roman" w:hAnsi="Times New Roman" w:cs="Times New Roman"/>
+          <w:b/>
+          <w:bCs/>
+        </w:rPr>
+        <w:t xml:space="preserve">Telefónica. (2023, 6 de septiembre). *Historia de Internet: ¿cómo nació y cuál ha sido su </w:t>
+      </w:r>
+      <w:r>
+        <w:rPr>
+          <w:rFonts w:ascii="Times New Roman" w:hAnsi="Times New Roman" w:cs="Times New Roman"/>
+          <w:b/>
+          <w:bCs/>
+        </w:rPr>
+        <w:t>evolución? *</w:t>
+      </w:r>
+      <w:r>
+        <w:rPr>
+          <w:rFonts w:ascii="Times New Roman" w:hAnsi="Times New Roman" w:cs="Times New Roman"/>
+          <w:b/>
+          <w:bCs/>
+        </w:rPr>
+        <w:t xml:space="preserve"> </w:t>
+      </w:r>
+      <w:hyperlink r:id="rId17" w:history="1">
+        <w:r>
+          <w:rPr>
+            <w:rStyle w:val="Hipervnculo"/>
+            <w:rFonts w:ascii="Times New Roman" w:hAnsi="Times New Roman" w:cs="Times New Roman"/>
+            <w:b/>
+            <w:bCs/>
+          </w:rPr>
+          <w:t>https://www.telefonica.com/es/sala-comunicacion/blog/historia-internet-como-nacio-evol</w:t>
+        </w:r>
+        <w:r>
+          <w:rPr>
+            <w:rStyle w:val="Hipervnculo"/>
+            <w:rFonts w:ascii="Times New Roman" w:hAnsi="Times New Roman" w:cs="Times New Roman"/>
+            <w:b/>
+            <w:bCs/>
+          </w:rPr>
+          <w:t>u</w:t>
+        </w:r>
+        <w:r>
+          <w:rPr>
+            <w:rStyle w:val="Hipervnculo"/>
+            <w:rFonts w:ascii="Times New Roman" w:hAnsi="Times New Roman" w:cs="Times New Roman"/>
+            <w:b/>
+            <w:bCs/>
+          </w:rPr>
+          <w:t>cion/</w:t>
+        </w:r>
+      </w:hyperlink>
+    </w:p>
+    <w:p>
+      <w:pPr>
+        <w:jc w:val="center"/>
+        <w:rPr>
+          <w:rFonts w:ascii="Times New Roman" w:hAnsi="Times New Roman" w:cs="Times New Roman"/>
+        </w:rPr>
+      </w:pPr>
+    </w:p>
     <w:sectPr>
-      <w:headerReference w:type="default" r:id="rId10"/>
+      <w:headerReference w:type="default" r:id="rId18"/>
       <w:pgSz w:w="12240" w:h="15840"/>
       <w:pgMar w:top="1440" w:right="1440" w:bottom="1440" w:left="1440" w:header="709" w:footer="709" w:gutter="0"/>
       <w:cols w:space="708"/>
@@ -1445,7 +2166,7 @@
 </file>
 
 <file path=word/endnotes.xml><?xml version="1.0" encoding="utf-8"?>
-<w:endnotes xmlns:wpc="http://schemas.microsoft.com/office/word/2010/wordprocessingCanvas" xmlns:cx="http://schemas.microsoft.com/office/drawing/2014/chartex" xmlns:cx1="http://schemas.microsoft.com/office/drawing/2015/9/8/chartex" xmlns:cx2="http://schemas.microsoft.com/office/drawing/2015/10/21/chartex" xmlns:cx3="http://schemas.microsoft.com/office/drawing/2016/5/9/chartex" xmlns:cx4="http://schemas.microsoft.com/office/drawing/2016/5/10/chartex" xmlns:cx5="http://schemas.microsoft.com/office/drawing/2016/5/11/chartex" xmlns:cx6="http://schemas.microsoft.com/office/drawing/2016/5/12/chartex" xmlns:cx7="http://schemas.microsoft.com/office/drawing/2016/5/13/chartex" xmlns:cx8="http://schemas.microsoft.com/office/drawing/2016/5/14/chartex" xmlns:mc="http://schemas.openxmlformats.org/markup-compatibility/2006" xmlns:aink="http://schemas.microsoft.com/office/drawing/2016/ink" xmlns:am3d="http://schemas.microsoft.com/office/drawing/2017/model3d" xmlns:o="urn:schemas-microsoft-com:office:office" xmlns:oel="http://schemas.microsoft.com/office/2019/extlst" xmlns:r="http://schemas.openxmlformats.org/officeDocument/2006/relationships" xmlns:m="http://schemas.openxmlformats.org/officeDocument/2006/math" xmlns:v="urn:schemas-microsoft-com:vml" xmlns:wp14="http://schemas.microsoft.com/office/word/2010/wordprocessingDrawing" xmlns:wp="http://schemas.openxmlformats.org/drawingml/2006/wordprocessingDrawing" xmlns:w10="urn:schemas-microsoft-com:office:word" xmlns:w="http://schemas.openxmlformats.org/wordprocessingml/2006/main" xmlns:w14="http://schemas.microsoft.com/office/word/2010/wordml" xmlns:w15="http://schemas.microsoft.com/office/word/2012/wordml" xmlns:w16cex="http://schemas.microsoft.com/office/word/2018/wordml/cex" xmlns:w16cid="http://schemas.microsoft.com/office/word/2016/wordml/cid" xmlns:w16="http://schemas.microsoft.com/office/word/2018/wordml" xmlns:w16du="http://schemas.microsoft.com/office/word/2023/wordml/word16du" xmlns:w16sdtdh="http://schemas.microsoft.com/office/word/2020/wordml/sdtdatahash" xmlns:w16sdtfl="http://schemas.microsoft.com/office/word/2024/wordml/sdtformatlock" xmlns:w16se="http://schemas.microsoft.com/office/word/2015/wordml/symex" xmlns:wpg="http://schemas.microsoft.com/office/word/2010/wordprocessingGroup" xmlns:wpi="http://schemas.microsoft.com/office/word/2010/wordprocessingInk" xmlns:wne="http://schemas.microsoft.com/office/word/2006/wordml" xmlns:wps="http://schemas.microsoft.com/office/word/2010/wordprocessingShape" mc:Ignorable="w14 w15 w16se w16cid w16 w16cex w16sdtdh w16sdtfl w16du wp14">
+<w:endnotes xmlns:wpc="http://schemas.microsoft.com/office/word/2010/wordprocessingCanvas" xmlns:cx="http://schemas.microsoft.com/office/drawing/2014/chartex" xmlns:cx1="http://schemas.microsoft.com/office/drawing/2015/9/8/chartex" xmlns:cx2="http://schemas.microsoft.com/office/drawing/2015/10/21/chartex" xmlns:cx3="http://schemas.microsoft.com/office/drawing/2016/5/9/chartex" xmlns:cx4="http://schemas.microsoft.com/office/drawing/2016/5/10/chartex" xmlns:cx5="http://schemas.microsoft.com/office/drawing/2016/5/11/chartex" xmlns:cx6="http://schemas.microsoft.com/office/drawing/2016/5/12/chartex" xmlns:cx7="http://schemas.microsoft.com/office/drawing/2016/5/13/chartex" xmlns:cx8="http://schemas.microsoft.com/office/drawing/2016/5/14/chartex" xmlns:mc="http://schemas.openxmlformats.org/markup-compatibility/2006" xmlns:aink="http://schemas.microsoft.com/office/drawing/2016/ink" xmlns:am3d="http://schemas.microsoft.com/office/drawing/2017/model3d" xmlns:o="urn:schemas-microsoft-com:office:office" xmlns:oel="http://schemas.microsoft.com/office/2019/extlst" xmlns:r="http://schemas.openxmlformats.org/officeDocument/2006/relationships" xmlns:m="http://schemas.openxmlformats.org/officeDocument/2006/math" xmlns:v="urn:schemas-microsoft-com:vml" xmlns:wp14="http://schemas.microsoft.com/office/word/2010/wordprocessingDrawing" xmlns:wp="http://schemas.openxmlformats.org/drawingml/2006/wordprocessingDrawing" xmlns:w10="urn:schemas-microsoft-com:office:word" xmlns:w="http://schemas.openxmlformats.org/wordprocessingml/2006/main" xmlns:w14="http://schemas.microsoft.com/office/word/2010/wordml" xmlns:w15="http://schemas.microsoft.com/office/word/2012/wordml" xmlns:w16cex="http://schemas.microsoft.com/office/word/2018/wordml/cex" xmlns:w16cid="http://schemas.microsoft.com/office/word/2016/wordml/cid" xmlns:w16="http://schemas.microsoft.com/office/word/2018/wordml" xmlns:w16sdtdh="http://schemas.microsoft.com/office/word/2020/wordml/sdtdatahash" xmlns:w16se="http://schemas.microsoft.com/office/word/2015/wordml/symex" xmlns:wpg="http://schemas.microsoft.com/office/word/2010/wordprocessingGroup" xmlns:wpi="http://schemas.microsoft.com/office/word/2010/wordprocessingInk" xmlns:wne="http://schemas.microsoft.com/office/word/2006/wordml" xmlns:wps="http://schemas.microsoft.com/office/word/2010/wordprocessingShape" mc:Ignorable="w14 w15 w16se w16cid w16 w16cex w16sdtdh wp14">
   <w:endnote w:type="separator" w:id="-1">
     <w:p>
       <w:pPr>
@@ -1470,7 +2191,7 @@
 </file>
 
 <file path=word/footnotes.xml><?xml version="1.0" encoding="utf-8"?>
-<w:footnotes xmlns:wpc="http://schemas.microsoft.com/office/word/2010/wordprocessingCanvas" xmlns:cx="http://schemas.microsoft.com/office/drawing/2014/chartex" xmlns:cx1="http://schemas.microsoft.com/office/drawing/2015/9/8/chartex" xmlns:cx2="http://schemas.microsoft.com/office/drawing/2015/10/21/chartex" xmlns:cx3="http://schemas.microsoft.com/office/drawing/2016/5/9/chartex" xmlns:cx4="http://schemas.microsoft.com/office/drawing/2016/5/10/chartex" xmlns:cx5="http://schemas.microsoft.com/office/drawing/2016/5/11/chartex" xmlns:cx6="http://schemas.microsoft.com/office/drawing/2016/5/12/chartex" xmlns:cx7="http://schemas.microsoft.com/office/drawing/2016/5/13/chartex" xmlns:cx8="http://schemas.microsoft.com/office/drawing/2016/5/14/chartex" xmlns:mc="http://schemas.openxmlformats.org/markup-compatibility/2006" xmlns:aink="http://schemas.microsoft.com/office/drawing/2016/ink" xmlns:am3d="http://schemas.microsoft.com/office/drawing/2017/model3d" xmlns:o="urn:schemas-microsoft-com:office:office" xmlns:oel="http://schemas.microsoft.com/office/2019/extlst" xmlns:r="http://schemas.openxmlformats.org/officeDocument/2006/relationships" xmlns:m="http://schemas.openxmlformats.org/officeDocument/2006/math" xmlns:v="urn:schemas-microsoft-com:vml" xmlns:wp14="http://schemas.microsoft.com/office/word/2010/wordprocessingDrawing" xmlns:wp="http://schemas.openxmlformats.org/drawingml/2006/wordprocessingDrawing" xmlns:w10="urn:schemas-microsoft-com:office:word" xmlns:w="http://schemas.openxmlformats.org/wordprocessingml/2006/main" xmlns:w14="http://schemas.microsoft.com/office/word/2010/wordml" xmlns:w15="http://schemas.microsoft.com/office/word/2012/wordml" xmlns:w16cex="http://schemas.microsoft.com/office/word/2018/wordml/cex" xmlns:w16cid="http://schemas.microsoft.com/office/word/2016/wordml/cid" xmlns:w16="http://schemas.microsoft.com/office/word/2018/wordml" xmlns:w16du="http://schemas.microsoft.com/office/word/2023/wordml/word16du" xmlns:w16sdtdh="http://schemas.microsoft.com/office/word/2020/wordml/sdtdatahash" xmlns:w16sdtfl="http://schemas.microsoft.com/office/word/2024/wordml/sdtformatlock" xmlns:w16se="http://schemas.microsoft.com/office/word/2015/wordml/symex" xmlns:wpg="http://schemas.microsoft.com/office/word/2010/wordprocessingGroup" xmlns:wpi="http://schemas.microsoft.com/office/word/2010/wordprocessingInk" xmlns:wne="http://schemas.microsoft.com/office/word/2006/wordml" xmlns:wps="http://schemas.microsoft.com/office/word/2010/wordprocessingShape" mc:Ignorable="w14 w15 w16se w16cid w16 w16cex w16sdtdh w16sdtfl w16du wp14">
+<w:footnotes xmlns:wpc="http://schemas.microsoft.com/office/word/2010/wordprocessingCanvas" xmlns:cx="http://schemas.microsoft.com/office/drawing/2014/chartex" xmlns:cx1="http://schemas.microsoft.com/office/drawing/2015/9/8/chartex" xmlns:cx2="http://schemas.microsoft.com/office/drawing/2015/10/21/chartex" xmlns:cx3="http://schemas.microsoft.com/office/drawing/2016/5/9/chartex" xmlns:cx4="http://schemas.microsoft.com/office/drawing/2016/5/10/chartex" xmlns:cx5="http://schemas.microsoft.com/office/drawing/2016/5/11/chartex" xmlns:cx6="http://schemas.microsoft.com/office/drawing/2016/5/12/chartex" xmlns:cx7="http://schemas.microsoft.com/office/drawing/2016/5/13/chartex" xmlns:cx8="http://schemas.microsoft.com/office/drawing/2016/5/14/chartex" xmlns:mc="http://schemas.openxmlformats.org/markup-compatibility/2006" xmlns:aink="http://schemas.microsoft.com/office/drawing/2016/ink" xmlns:am3d="http://schemas.microsoft.com/office/drawing/2017/model3d" xmlns:o="urn:schemas-microsoft-com:office:office" xmlns:oel="http://schemas.microsoft.com/office/2019/extlst" xmlns:r="http://schemas.openxmlformats.org/officeDocument/2006/relationships" xmlns:m="http://schemas.openxmlformats.org/officeDocument/2006/math" xmlns:v="urn:schemas-microsoft-com:vml" xmlns:wp14="http://schemas.microsoft.com/office/word/2010/wordprocessingDrawing" xmlns:wp="http://schemas.openxmlformats.org/drawingml/2006/wordprocessingDrawing" xmlns:w10="urn:schemas-microsoft-com:office:word" xmlns:w="http://schemas.openxmlformats.org/wordprocessingml/2006/main" xmlns:w14="http://schemas.microsoft.com/office/word/2010/wordml" xmlns:w15="http://schemas.microsoft.com/office/word/2012/wordml" xmlns:w16cex="http://schemas.microsoft.com/office/word/2018/wordml/cex" xmlns:w16cid="http://schemas.microsoft.com/office/word/2016/wordml/cid" xmlns:w16="http://schemas.microsoft.com/office/word/2018/wordml" xmlns:w16sdtdh="http://schemas.microsoft.com/office/word/2020/wordml/sdtdatahash" xmlns:w16se="http://schemas.microsoft.com/office/word/2015/wordml/symex" xmlns:wpg="http://schemas.microsoft.com/office/word/2010/wordprocessingGroup" xmlns:wpi="http://schemas.microsoft.com/office/word/2010/wordprocessingInk" xmlns:wne="http://schemas.microsoft.com/office/word/2006/wordml" xmlns:wps="http://schemas.microsoft.com/office/word/2010/wordprocessingShape" mc:Ignorable="w14 w15 w16se w16cid w16 w16cex w16sdtdh wp14">
   <w:footnote w:type="separator" w:id="-1">
     <w:p>
       <w:pPr>
@@ -1495,7 +2216,7 @@
 </file>
 
 <file path=word/header1.xml><?xml version="1.0" encoding="utf-8"?>
-<w:hdr xmlns:wpc="http://schemas.microsoft.com/office/word/2010/wordprocessingCanvas" xmlns:cx="http://schemas.microsoft.com/office/drawing/2014/chartex" xmlns:cx1="http://schemas.microsoft.com/office/drawing/2015/9/8/chartex" xmlns:cx2="http://schemas.microsoft.com/office/drawing/2015/10/21/chartex" xmlns:cx3="http://schemas.microsoft.com/office/drawing/2016/5/9/chartex" xmlns:cx4="http://schemas.microsoft.com/office/drawing/2016/5/10/chartex" xmlns:cx5="http://schemas.microsoft.com/office/drawing/2016/5/11/chartex" xmlns:cx6="http://schemas.microsoft.com/office/drawing/2016/5/12/chartex" xmlns:cx7="http://schemas.microsoft.com/office/drawing/2016/5/13/chartex" xmlns:cx8="http://schemas.microsoft.com/office/drawing/2016/5/14/chartex" xmlns:mc="http://schemas.openxmlformats.org/markup-compatibility/2006" xmlns:aink="http://schemas.microsoft.com/office/drawing/2016/ink" xmlns:am3d="http://schemas.microsoft.com/office/drawing/2017/model3d" xmlns:o="urn:schemas-microsoft-com:office:office" xmlns:oel="http://schemas.microsoft.com/office/2019/extlst" xmlns:r="http://schemas.openxmlformats.org/officeDocument/2006/relationships" xmlns:m="http://schemas.openxmlformats.org/officeDocument/2006/math" xmlns:v="urn:schemas-microsoft-com:vml" xmlns:wp14="http://schemas.microsoft.com/office/word/2010/wordprocessingDrawing" xmlns:wp="http://schemas.openxmlformats.org/drawingml/2006/wordprocessingDrawing" xmlns:w10="urn:schemas-microsoft-com:office:word" xmlns:w="http://schemas.openxmlformats.org/wordprocessingml/2006/main" xmlns:w14="http://schemas.microsoft.com/office/word/2010/wordml" xmlns:w15="http://schemas.microsoft.com/office/word/2012/wordml" xmlns:w16cex="http://schemas.microsoft.com/office/word/2018/wordml/cex" xmlns:w16cid="http://schemas.microsoft.com/office/word/2016/wordml/cid" xmlns:w16="http://schemas.microsoft.com/office/word/2018/wordml" xmlns:w16du="http://schemas.microsoft.com/office/word/2023/wordml/word16du" xmlns:w16sdtdh="http://schemas.microsoft.com/office/word/2020/wordml/sdtdatahash" xmlns:w16sdtfl="http://schemas.microsoft.com/office/word/2024/wordml/sdtformatlock" xmlns:w16se="http://schemas.microsoft.com/office/word/2015/wordml/symex" xmlns:wpg="http://schemas.microsoft.com/office/word/2010/wordprocessingGroup" xmlns:wpi="http://schemas.microsoft.com/office/word/2010/wordprocessingInk" xmlns:wne="http://schemas.microsoft.com/office/word/2006/wordml" xmlns:wps="http://schemas.microsoft.com/office/word/2010/wordprocessingShape" mc:Ignorable="w14 w15 w16se w16cid w16 w16cex w16sdtdh w16sdtfl w16du wp14">
+<w:hdr xmlns:wpc="http://schemas.microsoft.com/office/word/2010/wordprocessingCanvas" xmlns:cx="http://schemas.microsoft.com/office/drawing/2014/chartex" xmlns:cx1="http://schemas.microsoft.com/office/drawing/2015/9/8/chartex" xmlns:cx2="http://schemas.microsoft.com/office/drawing/2015/10/21/chartex" xmlns:cx3="http://schemas.microsoft.com/office/drawing/2016/5/9/chartex" xmlns:cx4="http://schemas.microsoft.com/office/drawing/2016/5/10/chartex" xmlns:cx5="http://schemas.microsoft.com/office/drawing/2016/5/11/chartex" xmlns:cx6="http://schemas.microsoft.com/office/drawing/2016/5/12/chartex" xmlns:cx7="http://schemas.microsoft.com/office/drawing/2016/5/13/chartex" xmlns:cx8="http://schemas.microsoft.com/office/drawing/2016/5/14/chartex" xmlns:mc="http://schemas.openxmlformats.org/markup-compatibility/2006" xmlns:aink="http://schemas.microsoft.com/office/drawing/2016/ink" xmlns:am3d="http://schemas.microsoft.com/office/drawing/2017/model3d" xmlns:o="urn:schemas-microsoft-com:office:office" xmlns:oel="http://schemas.microsoft.com/office/2019/extlst" xmlns:r="http://schemas.openxmlformats.org/officeDocument/2006/relationships" xmlns:m="http://schemas.openxmlformats.org/officeDocument/2006/math" xmlns:v="urn:schemas-microsoft-com:vml" xmlns:wp14="http://schemas.microsoft.com/office/word/2010/wordprocessingDrawing" xmlns:wp="http://schemas.openxmlformats.org/drawingml/2006/wordprocessingDrawing" xmlns:w10="urn:schemas-microsoft-com:office:word" xmlns:w="http://schemas.openxmlformats.org/wordprocessingml/2006/main" xmlns:w14="http://schemas.microsoft.com/office/word/2010/wordml" xmlns:w15="http://schemas.microsoft.com/office/word/2012/wordml" xmlns:w16cex="http://schemas.microsoft.com/office/word/2018/wordml/cex" xmlns:w16cid="http://schemas.microsoft.com/office/word/2016/wordml/cid" xmlns:w16="http://schemas.microsoft.com/office/word/2018/wordml" xmlns:w16sdtdh="http://schemas.microsoft.com/office/word/2020/wordml/sdtdatahash" xmlns:w16se="http://schemas.microsoft.com/office/word/2015/wordml/symex" xmlns:wpg="http://schemas.microsoft.com/office/word/2010/wordprocessingGroup" xmlns:wpi="http://schemas.microsoft.com/office/word/2010/wordprocessingInk" xmlns:wne="http://schemas.microsoft.com/office/word/2006/wordml" xmlns:wps="http://schemas.microsoft.com/office/word/2010/wordprocessingShape" mc:Ignorable="w14 w15 w16se w16cid w16 w16cex w16sdtdh wp14">
   <w:sdt>
     <w:sdtPr>
       <w:id w:val="-1921165702"/>
@@ -1504,7 +2225,6 @@
         <w:docPartUnique/>
       </w:docPartObj>
     </w:sdtPr>
-    <w:sdtEndPr/>
     <w:sdtContent>
       <w:p>
         <w:pPr>
@@ -1541,7 +2261,7 @@
 </file>
 
 <file path=word/numbering.xml><?xml version="1.0" encoding="utf-8"?>
-<w:numbering xmlns:wpc="http://schemas.microsoft.com/office/word/2010/wordprocessingCanvas" xmlns:cx="http://schemas.microsoft.com/office/drawing/2014/chartex" xmlns:cx1="http://schemas.microsoft.com/office/drawing/2015/9/8/chartex" xmlns:cx2="http://schemas.microsoft.com/office/drawing/2015/10/21/chartex" xmlns:cx3="http://schemas.microsoft.com/office/drawing/2016/5/9/chartex" xmlns:cx4="http://schemas.microsoft.com/office/drawing/2016/5/10/chartex" xmlns:cx5="http://schemas.microsoft.com/office/drawing/2016/5/11/chartex" xmlns:cx6="http://schemas.microsoft.com/office/drawing/2016/5/12/chartex" xmlns:cx7="http://schemas.microsoft.com/office/drawing/2016/5/13/chartex" xmlns:cx8="http://schemas.microsoft.com/office/drawing/2016/5/14/chartex" xmlns:mc="http://schemas.openxmlformats.org/markup-compatibility/2006" xmlns:aink="http://schemas.microsoft.com/office/drawing/2016/ink" xmlns:am3d="http://schemas.microsoft.com/office/drawing/2017/model3d" xmlns:o="urn:schemas-microsoft-com:office:office" xmlns:oel="http://schemas.microsoft.com/office/2019/extlst" xmlns:r="http://schemas.openxmlformats.org/officeDocument/2006/relationships" xmlns:m="http://schemas.openxmlformats.org/officeDocument/2006/math" xmlns:v="urn:schemas-microsoft-com:vml" xmlns:wp14="http://schemas.microsoft.com/office/word/2010/wordprocessingDrawing" xmlns:wp="http://schemas.openxmlformats.org/drawingml/2006/wordprocessingDrawing" xmlns:w10="urn:schemas-microsoft-com:office:word" xmlns:w="http://schemas.openxmlformats.org/wordprocessingml/2006/main" xmlns:w14="http://schemas.microsoft.com/office/word/2010/wordml" xmlns:w15="http://schemas.microsoft.com/office/word/2012/wordml" xmlns:w16cex="http://schemas.microsoft.com/office/word/2018/wordml/cex" xmlns:w16cid="http://schemas.microsoft.com/office/word/2016/wordml/cid" xmlns:w16="http://schemas.microsoft.com/office/word/2018/wordml" xmlns:w16du="http://schemas.microsoft.com/office/word/2023/wordml/word16du" xmlns:w16sdtdh="http://schemas.microsoft.com/office/word/2020/wordml/sdtdatahash" xmlns:w16sdtfl="http://schemas.microsoft.com/office/word/2024/wordml/sdtformatlock" xmlns:w16se="http://schemas.microsoft.com/office/word/2015/wordml/symex" xmlns:wpg="http://schemas.microsoft.com/office/word/2010/wordprocessingGroup" xmlns:wpi="http://schemas.microsoft.com/office/word/2010/wordprocessingInk" xmlns:wne="http://schemas.microsoft.com/office/word/2006/wordml" xmlns:wps="http://schemas.microsoft.com/office/word/2010/wordprocessingShape" mc:Ignorable="w14 w15 w16se w16cid w16 w16cex w16sdtdh w16sdtfl w16du wp14">
+<w:numbering xmlns:wpc="http://schemas.microsoft.com/office/word/2010/wordprocessingCanvas" xmlns:cx="http://schemas.microsoft.com/office/drawing/2014/chartex" xmlns:cx1="http://schemas.microsoft.com/office/drawing/2015/9/8/chartex" xmlns:cx2="http://schemas.microsoft.com/office/drawing/2015/10/21/chartex" xmlns:cx3="http://schemas.microsoft.com/office/drawing/2016/5/9/chartex" xmlns:cx4="http://schemas.microsoft.com/office/drawing/2016/5/10/chartex" xmlns:cx5="http://schemas.microsoft.com/office/drawing/2016/5/11/chartex" xmlns:cx6="http://schemas.microsoft.com/office/drawing/2016/5/12/chartex" xmlns:cx7="http://schemas.microsoft.com/office/drawing/2016/5/13/chartex" xmlns:cx8="http://schemas.microsoft.com/office/drawing/2016/5/14/chartex" xmlns:mc="http://schemas.openxmlformats.org/markup-compatibility/2006" xmlns:aink="http://schemas.microsoft.com/office/drawing/2016/ink" xmlns:am3d="http://schemas.microsoft.com/office/drawing/2017/model3d" xmlns:o="urn:schemas-microsoft-com:office:office" xmlns:oel="http://schemas.microsoft.com/office/2019/extlst" xmlns:r="http://schemas.openxmlformats.org/officeDocument/2006/relationships" xmlns:m="http://schemas.openxmlformats.org/officeDocument/2006/math" xmlns:v="urn:schemas-microsoft-com:vml" xmlns:wp14="http://schemas.microsoft.com/office/word/2010/wordprocessingDrawing" xmlns:wp="http://schemas.openxmlformats.org/drawingml/2006/wordprocessingDrawing" xmlns:w10="urn:schemas-microsoft-com:office:word" xmlns:w="http://schemas.openxmlformats.org/wordprocessingml/2006/main" xmlns:w14="http://schemas.microsoft.com/office/word/2010/wordml" xmlns:w15="http://schemas.microsoft.com/office/word/2012/wordml" xmlns:w16cex="http://schemas.microsoft.com/office/word/2018/wordml/cex" xmlns:w16cid="http://schemas.microsoft.com/office/word/2016/wordml/cid" xmlns:w16="http://schemas.microsoft.com/office/word/2018/wordml" xmlns:w16sdtdh="http://schemas.microsoft.com/office/word/2020/wordml/sdtdatahash" xmlns:w16se="http://schemas.microsoft.com/office/word/2015/wordml/symex" xmlns:wpg="http://schemas.microsoft.com/office/word/2010/wordprocessingGroup" xmlns:wpi="http://schemas.microsoft.com/office/word/2010/wordprocessingInk" xmlns:wne="http://schemas.microsoft.com/office/word/2006/wordml" xmlns:wps="http://schemas.microsoft.com/office/word/2010/wordprocessingShape" mc:Ignorable="w14 w15 w16se w16cid w16 w16cex w16sdtdh wp14">
   <w:abstractNum w:abstractNumId="0" w15:restartNumberingAfterBreak="0">
     <w:nsid w:val="0C3752E7"/>
     <w:multiLevelType w:val="hybridMultilevel"/>
@@ -1662,7 +2382,7 @@
 </file>
 
 <file path=word/styles.xml><?xml version="1.0" encoding="utf-8"?>
-<w:styles xmlns:mc="http://schemas.openxmlformats.org/markup-compatibility/2006" xmlns:r="http://schemas.openxmlformats.org/officeDocument/2006/relationships" xmlns:w="http://schemas.openxmlformats.org/wordprocessingml/2006/main" xmlns:w14="http://schemas.microsoft.com/office/word/2010/wordml" xmlns:w15="http://schemas.microsoft.com/office/word/2012/wordml" xmlns:w16cex="http://schemas.microsoft.com/office/word/2018/wordml/cex" xmlns:w16cid="http://schemas.microsoft.com/office/word/2016/wordml/cid" xmlns:w16="http://schemas.microsoft.com/office/word/2018/wordml" xmlns:w16du="http://schemas.microsoft.com/office/word/2023/wordml/word16du" xmlns:w16sdtdh="http://schemas.microsoft.com/office/word/2020/wordml/sdtdatahash" xmlns:w16sdtfl="http://schemas.microsoft.com/office/word/2024/wordml/sdtformatlock" xmlns:w16se="http://schemas.microsoft.com/office/word/2015/wordml/symex" mc:Ignorable="w14 w15 w16se w16cid w16 w16cex w16sdtdh w16sdtfl w16du">
+<w:styles xmlns:mc="http://schemas.openxmlformats.org/markup-compatibility/2006" xmlns:r="http://schemas.openxmlformats.org/officeDocument/2006/relationships" xmlns:w="http://schemas.openxmlformats.org/wordprocessingml/2006/main" xmlns:w14="http://schemas.microsoft.com/office/word/2010/wordml" xmlns:w15="http://schemas.microsoft.com/office/word/2012/wordml" xmlns:w16cex="http://schemas.microsoft.com/office/word/2018/wordml/cex" xmlns:w16cid="http://schemas.microsoft.com/office/word/2016/wordml/cid" xmlns:w16="http://schemas.microsoft.com/office/word/2018/wordml" xmlns:w16sdtdh="http://schemas.microsoft.com/office/word/2020/wordml/sdtdatahash" xmlns:w16se="http://schemas.microsoft.com/office/word/2015/wordml/symex" mc:Ignorable="w14 w15 w16se w16cid w16 w16cex w16sdtdh">
   <w:docDefaults>
     <w:rPrDefault>
       <w:rPr>
@@ -2622,6 +3342,41 @@
     <w:uiPriority w:val="99"/>
     <w:rsid w:val="00333489"/>
   </w:style>
+  <w:style w:type="character" w:styleId="Hipervnculo">
+    <w:name w:val="Hyperlink"/>
+    <w:basedOn w:val="Fuentedeprrafopredeter"/>
+    <w:uiPriority w:val="99"/>
+    <w:unhideWhenUsed/>
+    <w:rsid w:val="00821E05"/>
+    <w:rPr>
+      <w:color w:val="467886" w:themeColor="hyperlink"/>
+      <w:u w:val="single"/>
+    </w:rPr>
+  </w:style>
+  <w:style w:type="character" w:styleId="Mencinsinresolver">
+    <w:name w:val="Unresolved Mention"/>
+    <w:basedOn w:val="Fuentedeprrafopredeter"/>
+    <w:uiPriority w:val="99"/>
+    <w:semiHidden/>
+    <w:unhideWhenUsed/>
+    <w:rsid w:val="00821E05"/>
+    <w:rPr>
+      <w:color w:val="605E5C"/>
+      <w:shd w:val="clear" w:color="auto" w:fill="E1DFDD"/>
+    </w:rPr>
+  </w:style>
+  <w:style w:type="character" w:styleId="Hipervnculovisitado">
+    <w:name w:val="FollowedHyperlink"/>
+    <w:basedOn w:val="Fuentedeprrafopredeter"/>
+    <w:uiPriority w:val="99"/>
+    <w:semiHidden/>
+    <w:unhideWhenUsed/>
+    <w:rsid w:val="00821E05"/>
+    <w:rPr>
+      <w:color w:val="96607D" w:themeColor="followedHyperlink"/>
+      <w:u w:val="single"/>
+    </w:rPr>
+  </w:style>
 </w:styles>
 </file>
 
